--- a/internal_doc/09.规范模板/测试部新人指南.docx
+++ b/internal_doc/09.规范模板/测试部新人指南.docx
@@ -1273,7 +1273,6 @@
         <w:pStyle w:val="Heading1"/>
       </w:pPr>
       <w:bookmarkStart w:id="0" w:name="_Toc497904675"/>
-      <w:proofErr w:type="spellStart"/>
       <w:r>
         <w:rPr>
           <w:rFonts w:hint="eastAsia"/>
@@ -1281,7 +1280,6 @@
         <w:lastRenderedPageBreak/>
         <w:t>SequoiaDB</w:t>
       </w:r>
-      <w:proofErr w:type="spellEnd"/>
       <w:r>
         <w:rPr>
           <w:rFonts w:hint="eastAsia"/>
@@ -1309,14 +1307,12 @@
         <w:pStyle w:val="Heading2"/>
       </w:pPr>
       <w:bookmarkStart w:id="1" w:name="_Toc497904676"/>
-      <w:proofErr w:type="spellStart"/>
       <w:r>
         <w:rPr>
           <w:rFonts w:hint="eastAsia"/>
         </w:rPr>
         <w:t>SequoiaDB</w:t>
       </w:r>
-      <w:proofErr w:type="spellEnd"/>
       <w:r>
         <w:rPr>
           <w:rFonts w:hint="eastAsia"/>
@@ -1386,25 +1382,15 @@
         </w:rPr>
         <w:t>【官网文档中心】</w:t>
       </w:r>
-      <w:r>
-        <w:fldChar w:fldCharType="begin"/>
-      </w:r>
-      <w:r>
-        <w:instrText>HYPERLINK "http://doc.sequoiadb.com/cn/"</w:instrText>
-      </w:r>
-      <w:r>
-        <w:fldChar w:fldCharType="separate"/>
-      </w:r>
-      <w:r>
-        <w:rPr>
-          <w:rStyle w:val="Hyperlink"/>
-          <w:szCs w:val="21"/>
-        </w:rPr>
-        <w:t>http://doc.sequoiadb.com/cn/</w:t>
-      </w:r>
-      <w:r>
-        <w:fldChar w:fldCharType="end"/>
-      </w:r>
+      <w:hyperlink r:id="rId9" w:history="1">
+        <w:r>
+          <w:rPr>
+            <w:rStyle w:val="Hyperlink"/>
+            <w:szCs w:val="21"/>
+          </w:rPr>
+          <w:t>http://doc.sequoiadb.com/cn/</w:t>
+        </w:r>
+      </w:hyperlink>
     </w:p>
     <w:p>
       <w:pPr>
@@ -1418,39 +1404,7 @@
           <w:rFonts w:hint="eastAsia"/>
           <w:szCs w:val="21"/>
         </w:rPr>
-        <w:t>凡是不懂的东西，先</w:t>
-      </w:r>
-      <w:proofErr w:type="gramStart"/>
-      <w:r>
-        <w:rPr>
-          <w:rFonts w:hint="eastAsia"/>
-          <w:szCs w:val="21"/>
-        </w:rPr>
-        <w:t>试着去官网文档</w:t>
-      </w:r>
-      <w:proofErr w:type="gramEnd"/>
-      <w:r>
-        <w:rPr>
-          <w:rFonts w:hint="eastAsia"/>
-          <w:szCs w:val="21"/>
-        </w:rPr>
-        <w:t>中心找一下吧。</w:t>
-      </w:r>
-      <w:proofErr w:type="gramStart"/>
-      <w:r>
-        <w:rPr>
-          <w:rFonts w:hint="eastAsia"/>
-          <w:szCs w:val="21"/>
-        </w:rPr>
-        <w:t>建议看内网</w:t>
-      </w:r>
-      <w:proofErr w:type="gramEnd"/>
-      <w:r>
-        <w:rPr>
-          <w:rFonts w:hint="eastAsia"/>
-          <w:szCs w:val="21"/>
-        </w:rPr>
-        <w:t>文档，因为是最新的。</w:t>
+        <w:t>凡是不懂的东西，先试着去官网文档中心找一下吧。建议看内网文档，因为是最新的。</w:t>
       </w:r>
     </w:p>
     <w:p>
@@ -1485,23 +1439,7 @@
           <w:rFonts w:hint="eastAsia"/>
           <w:szCs w:val="21"/>
         </w:rPr>
-        <w:t>&lt;</w:t>
-      </w:r>
-      <w:proofErr w:type="spellStart"/>
-      <w:r>
-        <w:rPr>
-          <w:rFonts w:hint="eastAsia"/>
-          <w:szCs w:val="21"/>
-        </w:rPr>
-        <w:t>install_dir</w:t>
-      </w:r>
-      <w:proofErr w:type="spellEnd"/>
-      <w:r>
-        <w:rPr>
-          <w:rFonts w:hint="eastAsia"/>
-          <w:szCs w:val="21"/>
-        </w:rPr>
-        <w:t>&gt;/samples/</w:t>
+        <w:t>&lt;install_dir&gt;/samples/</w:t>
       </w:r>
     </w:p>
     <w:p>
@@ -1529,23 +1467,7 @@
           <w:rFonts w:hint="eastAsia"/>
           <w:szCs w:val="21"/>
         </w:rPr>
-        <w:t>/opt/</w:t>
-      </w:r>
-      <w:proofErr w:type="spellStart"/>
-      <w:r>
-        <w:rPr>
-          <w:rFonts w:hint="eastAsia"/>
-          <w:szCs w:val="21"/>
-        </w:rPr>
-        <w:t>sequoiadb</w:t>
-      </w:r>
-      <w:proofErr w:type="spellEnd"/>
-      <w:r>
-        <w:rPr>
-          <w:rFonts w:hint="eastAsia"/>
-          <w:szCs w:val="21"/>
-        </w:rPr>
-        <w:t>/samples/</w:t>
+        <w:t>/opt/sequoiadb/samples/</w:t>
       </w:r>
       <w:r>
         <w:rPr>
@@ -1616,7 +1538,7 @@
         </w:rPr>
         <w:t>编译】</w:t>
       </w:r>
-      <w:hyperlink r:id="rId9" w:history="1">
+      <w:hyperlink r:id="rId10" w:history="1">
         <w:r>
           <w:rPr>
             <w:rStyle w:val="Hyperlink"/>
@@ -1646,16 +1568,8 @@
           <w:szCs w:val="21"/>
         </w:rPr>
         <w:tab/>
-      </w:r>
-      <w:proofErr w:type="spellStart"/>
-      <w:r>
-        <w:rPr>
-          <w:rFonts w:hint="eastAsia"/>
-          <w:szCs w:val="21"/>
-        </w:rPr>
         <w:t>SequoiaDB</w:t>
       </w:r>
-      <w:proofErr w:type="spellEnd"/>
       <w:r>
         <w:rPr>
           <w:rFonts w:hint="eastAsia"/>
@@ -1670,7 +1584,6 @@
         </w:rPr>
         <w:t>用的是</w:t>
       </w:r>
-      <w:proofErr w:type="spellStart"/>
       <w:r>
         <w:rPr>
           <w:rFonts w:hint="eastAsia"/>
@@ -1678,7 +1591,6 @@
         </w:rPr>
         <w:t>scons</w:t>
       </w:r>
-      <w:proofErr w:type="spellEnd"/>
       <w:r>
         <w:rPr>
           <w:rFonts w:hint="eastAsia"/>
@@ -1693,7 +1605,6 @@
         </w:rPr>
         <w:t>使用参考</w:t>
       </w:r>
-      <w:proofErr w:type="spellStart"/>
       <w:r>
         <w:rPr>
           <w:rFonts w:hint="eastAsia"/>
@@ -1701,7 +1612,6 @@
         </w:rPr>
         <w:t>svn</w:t>
       </w:r>
-      <w:proofErr w:type="spellEnd"/>
       <w:r>
         <w:rPr>
           <w:rFonts w:hint="eastAsia"/>
@@ -1761,48 +1671,32 @@
         </w:rPr>
         <w:t>【用例编写规范】</w:t>
       </w:r>
-      <w:r>
-        <w:fldChar w:fldCharType="begin"/>
-      </w:r>
-      <w:r>
-        <w:instrText>HYPERLINK "http://192.168.20.11/sequoiadb/trunk/internal_doc/09.</w:instrText>
-      </w:r>
-      <w:r>
-        <w:instrText>规范模板</w:instrText>
-      </w:r>
-      <w:r>
-        <w:instrText>/"</w:instrText>
-      </w:r>
-      <w:r>
-        <w:fldChar w:fldCharType="separate"/>
-      </w:r>
-      <w:r>
-        <w:rPr>
-          <w:rStyle w:val="Hyperlink"/>
-          <w:rFonts w:hint="eastAsia"/>
-          <w:szCs w:val="21"/>
-        </w:rPr>
-        <w:t>http://192.168.20.11/sequoiadb/trunk/internal_doc/09.</w:t>
-      </w:r>
-      <w:r>
-        <w:rPr>
-          <w:rStyle w:val="Hyperlink"/>
-          <w:rFonts w:hint="eastAsia"/>
-          <w:szCs w:val="21"/>
-        </w:rPr>
-        <w:t>规范模板</w:t>
-      </w:r>
-      <w:r>
-        <w:rPr>
-          <w:rStyle w:val="Hyperlink"/>
-          <w:rFonts w:hint="eastAsia"/>
-          <w:szCs w:val="21"/>
-        </w:rPr>
-        <w:t>/</w:t>
-      </w:r>
-      <w:r>
-        <w:fldChar w:fldCharType="end"/>
-      </w:r>
+      <w:hyperlink r:id="rId11" w:history="1">
+        <w:r>
+          <w:rPr>
+            <w:rStyle w:val="Hyperlink"/>
+            <w:rFonts w:hint="eastAsia"/>
+            <w:szCs w:val="21"/>
+          </w:rPr>
+          <w:t>http://192.168.20.11/sequoiadb/trunk/internal_doc/09.</w:t>
+        </w:r>
+        <w:r>
+          <w:rPr>
+            <w:rStyle w:val="Hyperlink"/>
+            <w:rFonts w:hint="eastAsia"/>
+            <w:szCs w:val="21"/>
+          </w:rPr>
+          <w:t>规范模板</w:t>
+        </w:r>
+        <w:r>
+          <w:rPr>
+            <w:rStyle w:val="Hyperlink"/>
+            <w:rFonts w:hint="eastAsia"/>
+            <w:szCs w:val="21"/>
+          </w:rPr>
+          <w:t>/</w:t>
+        </w:r>
+      </w:hyperlink>
     </w:p>
     <w:p>
       <w:pPr>
@@ -1871,7 +1765,6 @@
       <w:pPr>
         <w:ind w:firstLine="405"/>
         <w:rPr>
-          <w:rFonts w:hint="eastAsia"/>
           <w:szCs w:val="21"/>
         </w:rPr>
       </w:pPr>
@@ -1892,7 +1785,7 @@
       <w:r>
         <w:t xml:space="preserve"> </w:t>
       </w:r>
-      <w:hyperlink r:id="rId10" w:history="1">
+      <w:hyperlink r:id="rId12" w:history="1">
         <w:r>
           <w:rPr>
             <w:rStyle w:val="Hyperlink"/>
@@ -1961,11 +1854,10 @@
       <w:pPr>
         <w:ind w:firstLineChars="300" w:firstLine="630"/>
         <w:rPr>
-          <w:rFonts w:hint="eastAsia"/>
-          <w:szCs w:val="21"/>
-        </w:rPr>
-      </w:pPr>
-      <w:hyperlink r:id="rId11" w:history="1">
+          <w:szCs w:val="21"/>
+        </w:rPr>
+      </w:pPr>
+      <w:hyperlink r:id="rId13" w:history="1">
         <w:r>
           <w:rPr>
             <w:rStyle w:val="Hyperlink"/>
@@ -2047,7 +1939,6 @@
       <w:pPr>
         <w:ind w:firstLine="405"/>
         <w:rPr>
-          <w:rFonts w:hint="eastAsia"/>
           <w:szCs w:val="21"/>
         </w:rPr>
       </w:pPr>
@@ -2071,7 +1962,7 @@
         </w:rPr>
         <w:t xml:space="preserve"> </w:t>
       </w:r>
-      <w:hyperlink r:id="rId12" w:history="1">
+      <w:hyperlink r:id="rId14" w:history="1">
         <w:r>
           <w:rPr>
             <w:rStyle w:val="Hyperlink"/>
@@ -2146,32 +2037,20 @@
       <w:pPr>
         <w:ind w:firstLine="405"/>
         <w:rPr>
-          <w:rFonts w:hint="eastAsia"/>
-          <w:szCs w:val="21"/>
-        </w:rPr>
-      </w:pPr>
-      <w:proofErr w:type="spellStart"/>
-      <w:proofErr w:type="gramStart"/>
-      <w:r>
-        <w:rPr>
-          <w:rFonts w:hint="eastAsia"/>
-          <w:szCs w:val="21"/>
-        </w:rPr>
-        <w:t>cpp</w:t>
-      </w:r>
-      <w:proofErr w:type="spellEnd"/>
-      <w:proofErr w:type="gramEnd"/>
-      <w:r>
-        <w:rPr>
-          <w:rFonts w:hint="eastAsia"/>
-          <w:szCs w:val="21"/>
-        </w:rPr>
-        <w:t>:</w:t>
+          <w:szCs w:val="21"/>
+        </w:rPr>
+      </w:pPr>
+      <w:r>
+        <w:rPr>
+          <w:rFonts w:hint="eastAsia"/>
+          <w:szCs w:val="21"/>
+        </w:rPr>
+        <w:t>cpp:</w:t>
       </w:r>
       <w:r>
         <w:t xml:space="preserve"> </w:t>
       </w:r>
-      <w:hyperlink r:id="rId13" w:history="1">
+      <w:hyperlink r:id="rId15" w:history="1">
         <w:r>
           <w:rPr>
             <w:rStyle w:val="Hyperlink"/>
@@ -2186,14 +2065,12 @@
         <w:pStyle w:val="Heading1"/>
       </w:pPr>
       <w:bookmarkStart w:id="3" w:name="_Toc497904678"/>
-      <w:proofErr w:type="spellStart"/>
       <w:r>
         <w:rPr>
           <w:rFonts w:hint="eastAsia"/>
         </w:rPr>
         <w:t>SequoiaCM</w:t>
       </w:r>
-      <w:proofErr w:type="spellEnd"/>
       <w:r>
         <w:rPr>
           <w:rFonts w:hint="eastAsia"/>
@@ -2208,7 +2085,6 @@
           <w:szCs w:val="21"/>
         </w:rPr>
       </w:pPr>
-      <w:proofErr w:type="spellStart"/>
       <w:r>
         <w:rPr>
           <w:rFonts w:hint="eastAsia"/>
@@ -2216,7 +2092,6 @@
         </w:rPr>
         <w:t>SequoiaCM</w:t>
       </w:r>
-      <w:proofErr w:type="spellEnd"/>
       <w:r>
         <w:rPr>
           <w:rFonts w:hint="eastAsia"/>
@@ -2230,14 +2105,12 @@
         <w:pStyle w:val="Heading2"/>
       </w:pPr>
       <w:bookmarkStart w:id="4" w:name="_Toc497904679"/>
-      <w:proofErr w:type="spellStart"/>
       <w:r>
         <w:rPr>
           <w:rFonts w:hint="eastAsia"/>
         </w:rPr>
         <w:t>SequoiaCM</w:t>
       </w:r>
-      <w:proofErr w:type="spellEnd"/>
       <w:r>
         <w:rPr>
           <w:rFonts w:hint="eastAsia"/>
@@ -2259,7 +2132,7 @@
         </w:rPr>
         <w:t>【官网文档中心】</w:t>
       </w:r>
-      <w:hyperlink r:id="rId14" w:history="1">
+      <w:hyperlink r:id="rId16" w:history="1">
         <w:r>
           <w:rPr>
             <w:rStyle w:val="Hyperlink"/>
@@ -2344,70 +2217,48 @@
         </w:rPr>
         <w:t>【用例编写规范】</w:t>
       </w:r>
-      <w:r>
-        <w:fldChar w:fldCharType="begin"/>
-      </w:r>
-      <w:r>
-        <w:instrText>HYPERLINK "http://192.168.20.11/scm/trunk/internal_doc/09.</w:instrText>
-      </w:r>
-      <w:r>
-        <w:instrText>规范模板</w:instrText>
-      </w:r>
-      <w:r>
-        <w:instrText>/Java</w:instrText>
-      </w:r>
-      <w:r>
-        <w:instrText>开发编程规范</w:instrText>
-      </w:r>
-      <w:r>
-        <w:instrText>.docx"</w:instrText>
-      </w:r>
-      <w:r>
-        <w:fldChar w:fldCharType="separate"/>
-      </w:r>
-      <w:r>
-        <w:rPr>
-          <w:rStyle w:val="Hyperlink"/>
-          <w:rFonts w:hint="eastAsia"/>
-          <w:szCs w:val="21"/>
-        </w:rPr>
-        <w:t>http://192.168.20.11/scm/trunk/internal_doc/09.</w:t>
-      </w:r>
-      <w:r>
-        <w:rPr>
-          <w:rStyle w:val="Hyperlink"/>
-          <w:rFonts w:hint="eastAsia"/>
-          <w:szCs w:val="21"/>
-        </w:rPr>
-        <w:t>规范模板</w:t>
-      </w:r>
-      <w:r>
-        <w:rPr>
-          <w:rStyle w:val="Hyperlink"/>
-          <w:rFonts w:hint="eastAsia"/>
-          <w:szCs w:val="21"/>
-        </w:rPr>
-        <w:t>/Java</w:t>
-      </w:r>
-      <w:r>
-        <w:rPr>
-          <w:rStyle w:val="Hyperlink"/>
-          <w:rFonts w:hint="eastAsia"/>
-          <w:szCs w:val="21"/>
-        </w:rPr>
-        <w:t>开发编程规范</w:t>
-      </w:r>
-      <w:r>
-        <w:rPr>
-          <w:rStyle w:val="Hyperlink"/>
-          <w:rFonts w:hint="eastAsia"/>
-          <w:szCs w:val="21"/>
-        </w:rPr>
-        <w:t>.docx</w:t>
-      </w:r>
-      <w:r>
-        <w:fldChar w:fldCharType="end"/>
-      </w:r>
+      <w:hyperlink r:id="rId17" w:history="1">
+        <w:r>
+          <w:rPr>
+            <w:rStyle w:val="Hyperlink"/>
+            <w:rFonts w:hint="eastAsia"/>
+            <w:szCs w:val="21"/>
+          </w:rPr>
+          <w:t>http://192.168.20.11/scm/trunk/internal_doc/09.</w:t>
+        </w:r>
+        <w:r>
+          <w:rPr>
+            <w:rStyle w:val="Hyperlink"/>
+            <w:rFonts w:hint="eastAsia"/>
+            <w:szCs w:val="21"/>
+          </w:rPr>
+          <w:t>规范模板</w:t>
+        </w:r>
+        <w:r>
+          <w:rPr>
+            <w:rStyle w:val="Hyperlink"/>
+            <w:rFonts w:hint="eastAsia"/>
+            <w:szCs w:val="21"/>
+          </w:rPr>
+          <w:t>/Java</w:t>
+        </w:r>
+        <w:r>
+          <w:rPr>
+            <w:rStyle w:val="Hyperlink"/>
+            <w:rFonts w:hint="eastAsia"/>
+            <w:szCs w:val="21"/>
+          </w:rPr>
+          <w:t>开发编程规范</w:t>
+        </w:r>
+        <w:r>
+          <w:rPr>
+            <w:rStyle w:val="Hyperlink"/>
+            <w:rFonts w:hint="eastAsia"/>
+            <w:szCs w:val="21"/>
+          </w:rPr>
+          <w:t>.docx</w:t>
+        </w:r>
+      </w:hyperlink>
     </w:p>
     <w:p>
       <w:pPr>
@@ -2487,26 +2338,16 @@
         </w:rPr>
         <w:t>】</w:t>
       </w:r>
-      <w:r>
-        <w:fldChar w:fldCharType="begin"/>
-      </w:r>
-      <w:r>
-        <w:instrText>HYPERLINK "file:///\\\\192.168.20.10\\files"</w:instrText>
-      </w:r>
-      <w:r>
-        <w:fldChar w:fldCharType="separate"/>
-      </w:r>
-      <w:r>
-        <w:rPr>
-          <w:rStyle w:val="Hyperlink"/>
-          <w:rFonts w:hint="eastAsia"/>
-          <w:szCs w:val="21"/>
-        </w:rPr>
-        <w:t>\\192.168.20.10\files</w:t>
-      </w:r>
-      <w:r>
-        <w:fldChar w:fldCharType="end"/>
-      </w:r>
+      <w:hyperlink r:id="rId18" w:history="1">
+        <w:r>
+          <w:rPr>
+            <w:rStyle w:val="Hyperlink"/>
+            <w:rFonts w:hint="eastAsia"/>
+            <w:szCs w:val="21"/>
+          </w:rPr>
+          <w:t>\\192.168.20.10\files</w:t>
+        </w:r>
+      </w:hyperlink>
     </w:p>
     <w:p>
       <w:pPr>
@@ -2520,17 +2361,8 @@
           <w:rFonts w:hint="eastAsia"/>
           <w:szCs w:val="21"/>
         </w:rPr>
-        <w:t>本盘有两用处，</w:t>
-      </w:r>
-      <w:proofErr w:type="gramStart"/>
-      <w:r>
-        <w:rPr>
-          <w:rFonts w:hint="eastAsia"/>
-          <w:szCs w:val="21"/>
-        </w:rPr>
-        <w:t>一</w:t>
-      </w:r>
-      <w:proofErr w:type="gramEnd"/>
+        <w:t>本盘有两用处，一</w:t>
+      </w:r>
       <w:r>
         <w:rPr>
           <w:rFonts w:hint="eastAsia"/>
@@ -2543,23 +2375,7 @@
           <w:rFonts w:hint="eastAsia"/>
           <w:szCs w:val="21"/>
         </w:rPr>
-        <w:t>，</w:t>
-      </w:r>
-      <w:proofErr w:type="gramStart"/>
-      <w:r>
-        <w:rPr>
-          <w:rFonts w:hint="eastAsia"/>
-          <w:szCs w:val="21"/>
-        </w:rPr>
-        <w:t>二用于</w:t>
-      </w:r>
-      <w:proofErr w:type="gramEnd"/>
-      <w:r>
-        <w:rPr>
-          <w:rFonts w:hint="eastAsia"/>
-          <w:szCs w:val="21"/>
-        </w:rPr>
-        <w:t>上传文件</w:t>
+        <w:t>，二用于上传文件</w:t>
       </w:r>
       <w:r>
         <w:rPr>
@@ -2611,7 +2427,6 @@
         </w:rPr>
         <w:t>放到</w:t>
       </w:r>
-      <w:proofErr w:type="spellStart"/>
       <w:r>
         <w:rPr>
           <w:rFonts w:hint="eastAsia"/>
@@ -2619,7 +2434,6 @@
         </w:rPr>
         <w:t>linux</w:t>
       </w:r>
-      <w:proofErr w:type="spellEnd"/>
       <w:r>
         <w:rPr>
           <w:rFonts w:hint="eastAsia"/>
@@ -2668,23 +2482,7 @@
           <w:rFonts w:hint="eastAsia"/>
           <w:szCs w:val="21"/>
         </w:rPr>
-        <w:t>如果需要从</w:t>
-      </w:r>
-      <w:proofErr w:type="gramStart"/>
-      <w:r>
-        <w:rPr>
-          <w:rFonts w:hint="eastAsia"/>
-          <w:szCs w:val="21"/>
-        </w:rPr>
-        <w:t>外网搬东西</w:t>
-      </w:r>
-      <w:proofErr w:type="gramEnd"/>
-      <w:r>
-        <w:rPr>
-          <w:rFonts w:hint="eastAsia"/>
-          <w:szCs w:val="21"/>
-        </w:rPr>
-        <w:t>到内网，请把外网的东西复制到</w:t>
+        <w:t>如果需要从外网搬东西到内网，请把外网的东西复制到</w:t>
       </w:r>
       <w:r>
         <w:rPr>
@@ -2743,26 +2541,16 @@
         </w:rPr>
         <w:t>文档</w:t>
       </w:r>
-      <w:r>
-        <w:fldChar w:fldCharType="begin"/>
-      </w:r>
-      <w:r>
-        <w:instrText>HYPERLINK "file:///\\\\192.168.20.10\\files\\README.md"</w:instrText>
-      </w:r>
-      <w:r>
-        <w:fldChar w:fldCharType="separate"/>
-      </w:r>
-      <w:r>
-        <w:rPr>
-          <w:rStyle w:val="Hyperlink"/>
-          <w:rFonts w:hint="eastAsia"/>
-          <w:szCs w:val="21"/>
-        </w:rPr>
-        <w:t>\\192.168.20.10\files\README.md</w:t>
-      </w:r>
-      <w:r>
-        <w:fldChar w:fldCharType="end"/>
-      </w:r>
+      <w:hyperlink r:id="rId19" w:history="1">
+        <w:r>
+          <w:rPr>
+            <w:rStyle w:val="Hyperlink"/>
+            <w:rFonts w:hint="eastAsia"/>
+            <w:szCs w:val="21"/>
+          </w:rPr>
+          <w:t>\\192.168.20.10\files\README.md</w:t>
+        </w:r>
+      </w:hyperlink>
       <w:r>
         <w:rPr>
           <w:rFonts w:hint="eastAsia"/>
@@ -2806,26 +2594,16 @@
         </w:rPr>
         <w:t>】</w:t>
       </w:r>
-      <w:r>
-        <w:fldChar w:fldCharType="begin"/>
-      </w:r>
-      <w:r>
-        <w:instrText>HYPERLINK "file:///\\\\192.168.20.37\\share"</w:instrText>
-      </w:r>
-      <w:r>
-        <w:fldChar w:fldCharType="separate"/>
-      </w:r>
-      <w:r>
-        <w:rPr>
-          <w:rStyle w:val="Hyperlink"/>
-          <w:rFonts w:hint="eastAsia"/>
-          <w:szCs w:val="21"/>
-        </w:rPr>
-        <w:t>\\192.168.20.37\share</w:t>
-      </w:r>
-      <w:r>
-        <w:fldChar w:fldCharType="end"/>
-      </w:r>
+      <w:hyperlink r:id="rId20" w:history="1">
+        <w:r>
+          <w:rPr>
+            <w:rStyle w:val="Hyperlink"/>
+            <w:rFonts w:hint="eastAsia"/>
+            <w:szCs w:val="21"/>
+          </w:rPr>
+          <w:t>\\192.168.20.37\share</w:t>
+        </w:r>
+      </w:hyperlink>
     </w:p>
     <w:p>
       <w:pPr>
@@ -2859,23 +2637,7 @@
           <w:rFonts w:hint="eastAsia"/>
           <w:szCs w:val="21"/>
         </w:rPr>
-        <w:t>问题登记；培训交流和经验</w:t>
-      </w:r>
-      <w:proofErr w:type="gramStart"/>
-      <w:r>
-        <w:rPr>
-          <w:rFonts w:hint="eastAsia"/>
-          <w:szCs w:val="21"/>
-        </w:rPr>
-        <w:t>分享里</w:t>
-      </w:r>
-      <w:proofErr w:type="gramEnd"/>
-      <w:r>
-        <w:rPr>
-          <w:rFonts w:hint="eastAsia"/>
-          <w:szCs w:val="21"/>
-        </w:rPr>
-        <w:t>有很多值得一看的前人的分享。</w:t>
+        <w:t>问题登记；培训交流和经验分享里有很多值得一看的前人的分享。</w:t>
       </w:r>
     </w:p>
     <w:p>
@@ -2912,26 +2674,94 @@
         </w:rPr>
         <w:t>】</w:t>
       </w:r>
-      <w:r>
-        <w:fldChar w:fldCharType="begin"/>
-      </w:r>
-      <w:r>
-        <w:instrText>HYPERLINK "file:///\\\\192.168.20.253\\share_new"</w:instrText>
-      </w:r>
-      <w:r>
-        <w:fldChar w:fldCharType="separate"/>
-      </w:r>
-      <w:r>
-        <w:rPr>
-          <w:rStyle w:val="Hyperlink"/>
-          <w:rFonts w:hint="eastAsia"/>
-          <w:szCs w:val="21"/>
-        </w:rPr>
-        <w:t>\\192.168.20.253\share_new</w:t>
-      </w:r>
-      <w:r>
-        <w:fldChar w:fldCharType="end"/>
-      </w:r>
+      <w:hyperlink r:id="rId21" w:history="1">
+        <w:r>
+          <w:rPr>
+            <w:rStyle w:val="Hyperlink"/>
+            <w:rFonts w:hint="eastAsia"/>
+            <w:szCs w:val="21"/>
+          </w:rPr>
+          <w:t>\\192.168.20.253\share_new</w:t>
+        </w:r>
+      </w:hyperlink>
+    </w:p>
+    <w:p>
+      <w:pPr>
+        <w:ind w:firstLine="405"/>
+        <w:rPr>
+          <w:rFonts w:hint="eastAsia"/>
+          <w:szCs w:val="21"/>
+        </w:rPr>
+      </w:pPr>
+      <w:r>
+        <w:rPr>
+          <w:rFonts w:hint="eastAsia"/>
+          <w:szCs w:val="21"/>
+        </w:rPr>
+        <w:t>除了版本归档</w:t>
+      </w:r>
+      <w:r>
+        <w:rPr>
+          <w:rFonts w:hint="eastAsia"/>
+          <w:szCs w:val="21"/>
+        </w:rPr>
+        <w:t>_NEW</w:t>
+      </w:r>
+      <w:r>
+        <w:rPr>
+          <w:rFonts w:hint="eastAsia"/>
+          <w:szCs w:val="21"/>
+        </w:rPr>
+        <w:t>的文件夹，其余旧没什么事了。</w:t>
+      </w:r>
+    </w:p>
+    <w:p>
+      <w:pPr>
+        <w:ind w:firstLine="405"/>
+        <w:rPr>
+          <w:rFonts w:hint="eastAsia"/>
+          <w:szCs w:val="21"/>
+        </w:rPr>
+      </w:pPr>
+    </w:p>
+    <w:p>
+      <w:pPr>
+        <w:rPr>
+          <w:rFonts w:hint="eastAsia"/>
+          <w:szCs w:val="21"/>
+        </w:rPr>
+      </w:pPr>
+      <w:r>
+        <w:rPr>
+          <w:rFonts w:hint="eastAsia"/>
+          <w:szCs w:val="21"/>
+        </w:rPr>
+        <w:t>【盘</w:t>
+      </w:r>
+      <w:r>
+        <w:rPr>
+          <w:rFonts w:hint="eastAsia"/>
+          <w:szCs w:val="21"/>
+        </w:rPr>
+        <w:t>4</w:t>
+      </w:r>
+      <w:r>
+        <w:rPr>
+          <w:rFonts w:hint="eastAsia"/>
+          <w:szCs w:val="21"/>
+        </w:rPr>
+        <w:t>】</w:t>
+      </w:r>
+      <w:hyperlink r:id="rId22" w:history="1">
+        <w:r>
+          <w:rPr>
+            <w:rStyle w:val="Hyperlink"/>
+            <w:rFonts w:hint="eastAsia"/>
+            <w:szCs w:val="21"/>
+          </w:rPr>
+          <w:t>\\192.168.29.72\public</w:t>
+        </w:r>
+      </w:hyperlink>
     </w:p>
     <w:p>
       <w:pPr>
@@ -2951,21 +2781,70 @@
           <w:rFonts w:hint="eastAsia"/>
           <w:szCs w:val="21"/>
         </w:rPr>
-        <w:t>除了版本归档</w:t>
-      </w:r>
-      <w:r>
-        <w:rPr>
-          <w:rFonts w:hint="eastAsia"/>
-          <w:szCs w:val="21"/>
-        </w:rPr>
-        <w:t>_NEW</w:t>
-      </w:r>
-      <w:r>
-        <w:rPr>
-          <w:rFonts w:hint="eastAsia"/>
-          <w:szCs w:val="21"/>
-        </w:rPr>
-        <w:t>的文件夹，其余旧没什么事了。</w:t>
+        <w:t>本盘主要用于存放大文件</w:t>
+      </w:r>
+      <w:r>
+        <w:rPr>
+          <w:rFonts w:hint="eastAsia"/>
+          <w:szCs w:val="21"/>
+        </w:rPr>
+        <w:t>,</w:t>
+      </w:r>
+      <w:r>
+        <w:rPr>
+          <w:rFonts w:hint="eastAsia"/>
+          <w:szCs w:val="21"/>
+        </w:rPr>
+        <w:t>包括</w:t>
+      </w:r>
+      <w:r>
+        <w:rPr>
+          <w:rFonts w:hint="eastAsia"/>
+          <w:szCs w:val="21"/>
+        </w:rPr>
+        <w:t>core</w:t>
+      </w:r>
+      <w:r>
+        <w:rPr>
+          <w:rFonts w:hint="eastAsia"/>
+          <w:szCs w:val="21"/>
+        </w:rPr>
+        <w:t>文件以及日志文件等</w:t>
+      </w:r>
+      <w:r>
+        <w:rPr>
+          <w:rFonts w:hint="eastAsia"/>
+          <w:szCs w:val="21"/>
+        </w:rPr>
+        <w:t>.linux</w:t>
+      </w:r>
+      <w:r>
+        <w:rPr>
+          <w:rFonts w:hint="eastAsia"/>
+          <w:szCs w:val="21"/>
+        </w:rPr>
+        <w:t>挂载时需要机器已安装</w:t>
+      </w:r>
+      <w:r>
+        <w:rPr>
+          <w:rFonts w:hint="eastAsia"/>
+          <w:szCs w:val="21"/>
+        </w:rPr>
+        <w:t xml:space="preserve">cifs-utils, </w:t>
+      </w:r>
+      <w:r>
+        <w:rPr>
+          <w:rFonts w:hint="eastAsia"/>
+          <w:szCs w:val="21"/>
+        </w:rPr>
+        <w:t>如</w:t>
+      </w:r>
+      <w:r>
+        <w:rPr>
+          <w:rFonts w:hint="eastAsia"/>
+          <w:szCs w:val="21"/>
+        </w:rPr>
+        <w:t>:apt-get install cifs-utils</w:t>
       </w:r>
     </w:p>
     <w:p>
@@ -3007,33 +2886,23 @@
         </w:rPr>
         <w:t>】</w:t>
       </w:r>
-      <w:r>
-        <w:fldChar w:fldCharType="begin"/>
-      </w:r>
-      <w:r>
-        <w:instrText>HYPERLINK "http://192.168.30.185:8080/login"</w:instrText>
-      </w:r>
-      <w:r>
-        <w:fldChar w:fldCharType="separate"/>
-      </w:r>
-      <w:r>
-        <w:rPr>
-          <w:rStyle w:val="Hyperlink"/>
-          <w:szCs w:val="21"/>
-        </w:rPr>
-        <w:t>http://192.168.30.185:8080/</w:t>
-      </w:r>
-      <w:r>
-        <w:rPr>
-          <w:rStyle w:val="Hyperlink"/>
-          <w:rFonts w:hint="eastAsia"/>
-          <w:szCs w:val="21"/>
-        </w:rPr>
-        <w:t>login</w:t>
-      </w:r>
-      <w:r>
-        <w:fldChar w:fldCharType="end"/>
-      </w:r>
+      <w:hyperlink r:id="rId23" w:history="1">
+        <w:r>
+          <w:rPr>
+            <w:rStyle w:val="Hyperlink"/>
+            <w:szCs w:val="21"/>
+          </w:rPr>
+          <w:t>http://192.168.30.185:8080/</w:t>
+        </w:r>
+        <w:r>
+          <w:rPr>
+            <w:rStyle w:val="Hyperlink"/>
+            <w:rFonts w:hint="eastAsia"/>
+            <w:szCs w:val="21"/>
+          </w:rPr>
+          <w:t>login</w:t>
+        </w:r>
+      </w:hyperlink>
     </w:p>
     <w:p>
       <w:pPr>
@@ -3062,40 +2931,30 @@
         </w:rPr>
         <w:t>】</w:t>
       </w:r>
-      <w:r>
-        <w:fldChar w:fldCharType="begin"/>
-      </w:r>
-      <w:r>
-        <w:instrText>HYPERLINK "http://192.168.30.121:8080/login"</w:instrText>
-      </w:r>
-      <w:r>
-        <w:fldChar w:fldCharType="separate"/>
-      </w:r>
-      <w:r>
-        <w:rPr>
-          <w:rStyle w:val="Hyperlink"/>
-          <w:szCs w:val="21"/>
-        </w:rPr>
-        <w:t>http://192.168.</w:t>
-      </w:r>
-      <w:r>
-        <w:rPr>
-          <w:rStyle w:val="Hyperlink"/>
-          <w:rFonts w:hint="eastAsia"/>
-          <w:szCs w:val="21"/>
-        </w:rPr>
-        <w:t>28</w:t>
-      </w:r>
-      <w:r>
-        <w:rPr>
-          <w:rStyle w:val="Hyperlink"/>
-          <w:szCs w:val="21"/>
-        </w:rPr>
-        <w:t>.121:8080/login</w:t>
-      </w:r>
-      <w:r>
-        <w:fldChar w:fldCharType="end"/>
-      </w:r>
+      <w:hyperlink r:id="rId24" w:history="1">
+        <w:r>
+          <w:rPr>
+            <w:rStyle w:val="Hyperlink"/>
+            <w:szCs w:val="21"/>
+          </w:rPr>
+          <w:t>http://192.168.</w:t>
+        </w:r>
+        <w:r>
+          <w:rPr>
+            <w:rStyle w:val="Hyperlink"/>
+            <w:rFonts w:hint="eastAsia"/>
+            <w:szCs w:val="21"/>
+          </w:rPr>
+          <w:t>28</w:t>
+        </w:r>
+        <w:r>
+          <w:rPr>
+            <w:rStyle w:val="Hyperlink"/>
+            <w:szCs w:val="21"/>
+          </w:rPr>
+          <w:t>.121:8080/login</w:t>
+        </w:r>
+      </w:hyperlink>
     </w:p>
     <w:p>
       <w:pPr>
@@ -3123,30 +2982,14 @@
           <w:rFonts w:hint="eastAsia"/>
           <w:szCs w:val="21"/>
         </w:rPr>
-        <w:t>系统，每天都会跑测试用例，以确保系统正常。常见使用场景有二，一、</w:t>
-      </w:r>
-      <w:proofErr w:type="gramStart"/>
-      <w:r>
-        <w:rPr>
-          <w:rFonts w:hint="eastAsia"/>
-          <w:szCs w:val="21"/>
-        </w:rPr>
-        <w:t>取</w:t>
-      </w:r>
-      <w:r>
-        <w:rPr>
-          <w:rFonts w:hint="eastAsia"/>
-          <w:szCs w:val="21"/>
-        </w:rPr>
-        <w:t>最新</w:t>
-      </w:r>
-      <w:proofErr w:type="gramEnd"/>
-      <w:r>
-        <w:rPr>
-          <w:rFonts w:hint="eastAsia"/>
-          <w:szCs w:val="21"/>
-        </w:rPr>
-        <w:t>安装</w:t>
+        <w:t>系统，每天都会跑测试用例，以确保系统正常。常见使用场景有二，一、取</w:t>
+      </w:r>
+      <w:r>
+        <w:rPr>
+          <w:rFonts w:hint="eastAsia"/>
+          <w:szCs w:val="21"/>
+        </w:rPr>
+        <w:t>最新安装</w:t>
       </w:r>
       <w:r>
         <w:rPr>
@@ -3182,23 +3025,7 @@
           <w:rFonts w:hint="eastAsia"/>
           <w:szCs w:val="21"/>
         </w:rPr>
-        <w:t>对于</w:t>
-      </w:r>
-      <w:proofErr w:type="gramStart"/>
-      <w:r>
-        <w:rPr>
-          <w:rFonts w:hint="eastAsia"/>
-          <w:szCs w:val="21"/>
-        </w:rPr>
-        <w:t>一</w:t>
-      </w:r>
-      <w:proofErr w:type="gramEnd"/>
-      <w:r>
-        <w:rPr>
-          <w:rFonts w:hint="eastAsia"/>
-          <w:szCs w:val="21"/>
-        </w:rPr>
-        <w:t>，如何取</w:t>
+        <w:t>对于一，如何取</w:t>
       </w:r>
       <w:r>
         <w:rPr>
@@ -3242,11 +3069,11 @@
         <w:pStyle w:val="Heading2"/>
       </w:pPr>
       <w:bookmarkStart w:id="10" w:name="_Toc497904684"/>
-      <w:proofErr w:type="spellStart"/>
-      <w:r>
-        <w:rPr>
-          <w:rFonts w:hint="eastAsia"/>
-        </w:rPr>
+      <w:r>
+        <w:rPr>
+          <w:rFonts w:hint="eastAsia"/>
+        </w:rPr>
+        <w:lastRenderedPageBreak/>
         <w:t>TestL</w:t>
       </w:r>
       <w:r>
@@ -3256,7 +3083,6 @@
         <w:t>ink</w:t>
       </w:r>
       <w:bookmarkEnd w:id="10"/>
-      <w:proofErr w:type="spellEnd"/>
     </w:p>
     <w:p>
       <w:pPr>
@@ -3271,7 +3097,6 @@
         </w:rPr>
         <w:t>【</w:t>
       </w:r>
-      <w:proofErr w:type="spellStart"/>
       <w:r>
         <w:rPr>
           <w:rFonts w:hint="eastAsia"/>
@@ -3279,7 +3104,6 @@
         </w:rPr>
         <w:t>TestLink</w:t>
       </w:r>
-      <w:proofErr w:type="spellEnd"/>
       <w:r>
         <w:rPr>
           <w:rFonts w:hint="eastAsia"/>
@@ -3287,25 +3111,15 @@
         </w:rPr>
         <w:t>】</w:t>
       </w:r>
-      <w:r>
-        <w:fldChar w:fldCharType="begin"/>
-      </w:r>
-      <w:r>
-        <w:instrText>HYPERLINK "http://192.168.30.189/testlink/login.php"</w:instrText>
-      </w:r>
-      <w:r>
-        <w:fldChar w:fldCharType="separate"/>
-      </w:r>
-      <w:r>
-        <w:rPr>
-          <w:rStyle w:val="Hyperlink"/>
-          <w:szCs w:val="21"/>
-        </w:rPr>
-        <w:t>http://192.168.30.189/testlink/login.php</w:t>
-      </w:r>
-      <w:r>
-        <w:fldChar w:fldCharType="end"/>
-      </w:r>
+      <w:hyperlink r:id="rId25" w:history="1">
+        <w:r>
+          <w:rPr>
+            <w:rStyle w:val="Hyperlink"/>
+            <w:szCs w:val="21"/>
+          </w:rPr>
+          <w:t>http://192.168.30.189/testlink/login.php</w:t>
+        </w:r>
+      </w:hyperlink>
     </w:p>
     <w:p>
       <w:pPr>
@@ -3326,436 +3140,820 @@
           <w:rFonts w:hint="eastAsia"/>
           <w:szCs w:val="21"/>
         </w:rPr>
-        <w:t>使用方法简单，</w:t>
-      </w:r>
-      <w:r>
-        <w:rPr>
-          <w:rFonts w:hint="eastAsia"/>
-          <w:szCs w:val="21"/>
+        <w:t>使用方法简单，遇到不懂的，直接去问导师或你旁边的同学吧。会比百度更简单有效。</w:t>
+      </w:r>
+    </w:p>
+    <w:p>
+      <w:pPr>
+        <w:pStyle w:val="Heading2"/>
+      </w:pPr>
+      <w:bookmarkStart w:id="11" w:name="_Toc497904685"/>
+      <w:r>
+        <w:rPr>
+          <w:rFonts w:hint="eastAsia"/>
+        </w:rPr>
+        <w:t>JIRA</w:t>
+      </w:r>
+      <w:bookmarkEnd w:id="11"/>
+    </w:p>
+    <w:p>
+      <w:pPr>
+        <w:rPr>
+          <w:szCs w:val="21"/>
+        </w:rPr>
+      </w:pPr>
+      <w:r>
+        <w:rPr>
+          <w:rFonts w:hint="eastAsia"/>
+          <w:szCs w:val="21"/>
+        </w:rPr>
+        <w:t>【</w:t>
+      </w:r>
+      <w:r>
+        <w:rPr>
+          <w:rFonts w:hint="eastAsia"/>
+          <w:szCs w:val="21"/>
+        </w:rPr>
+        <w:t>JIRA</w:t>
+      </w:r>
+      <w:r>
+        <w:rPr>
+          <w:rFonts w:hint="eastAsia"/>
+          <w:szCs w:val="21"/>
+        </w:rPr>
+        <w:t>】</w:t>
+      </w:r>
+      <w:hyperlink r:id="rId26" w:history="1">
+        <w:r>
+          <w:rPr>
+            <w:rStyle w:val="Hyperlink"/>
+            <w:szCs w:val="21"/>
+          </w:rPr>
+          <w:t>http://jira:8080/</w:t>
+        </w:r>
+      </w:hyperlink>
+    </w:p>
+    <w:p>
+      <w:pPr>
+        <w:ind w:firstLineChars="200" w:firstLine="420"/>
+        <w:rPr>
+          <w:szCs w:val="21"/>
+        </w:rPr>
+      </w:pPr>
+      <w:r>
+        <w:rPr>
+          <w:rFonts w:hint="eastAsia"/>
+          <w:szCs w:val="21"/>
+        </w:rPr>
+        <w:t>问题单跟踪系统。</w:t>
+      </w:r>
+      <w:r>
+        <w:rPr>
+          <w:rFonts w:hint="eastAsia"/>
+          <w:szCs w:val="21"/>
+        </w:rPr>
+        <w:t>跟踪处理</w:t>
+      </w:r>
+      <w:r>
+        <w:rPr>
+          <w:rFonts w:hint="eastAsia"/>
+          <w:szCs w:val="21"/>
+        </w:rPr>
+        <w:t>bug</w:t>
+      </w:r>
+      <w:r>
+        <w:rPr>
+          <w:rFonts w:hint="eastAsia"/>
+          <w:szCs w:val="21"/>
+        </w:rPr>
+        <w:t>、</w:t>
+      </w:r>
+      <w:r>
+        <w:rPr>
+          <w:rFonts w:hint="eastAsia"/>
+          <w:szCs w:val="21"/>
+        </w:rPr>
+        <w:t>story</w:t>
+      </w:r>
+      <w:r>
+        <w:rPr>
+          <w:rFonts w:hint="eastAsia"/>
+          <w:szCs w:val="21"/>
+        </w:rPr>
+        <w:t>等。值的一提的是要按规范使用</w:t>
+      </w:r>
+      <w:r>
+        <w:rPr>
+          <w:rFonts w:hint="eastAsia"/>
+          <w:szCs w:val="21"/>
+        </w:rPr>
+        <w:t>JIRA</w:t>
+      </w:r>
+      <w:r>
+        <w:rPr>
+          <w:rFonts w:hint="eastAsia"/>
+          <w:szCs w:val="21"/>
+        </w:rPr>
+        <w:t>，还有，筛选器很好用。</w:t>
+      </w:r>
+    </w:p>
+    <w:p>
+      <w:pPr>
+        <w:rPr>
+          <w:szCs w:val="21"/>
+        </w:rPr>
+      </w:pPr>
+      <w:r>
+        <w:rPr>
+          <w:rFonts w:hint="eastAsia"/>
+          <w:szCs w:val="21"/>
+        </w:rPr>
+        <w:t>JIRA</w:t>
+      </w:r>
+      <w:r>
+        <w:rPr>
+          <w:rFonts w:hint="eastAsia"/>
+          <w:szCs w:val="21"/>
+        </w:rPr>
+        <w:t>规范</w:t>
+      </w:r>
+      <w:r>
+        <w:rPr>
+          <w:rFonts w:hint="eastAsia"/>
+          <w:szCs w:val="21"/>
+        </w:rPr>
+        <w:t>：</w:t>
+      </w:r>
+      <w:hyperlink r:id="rId27" w:history="1">
+        <w:r>
+          <w:rPr>
+            <w:rStyle w:val="Hyperlink"/>
+            <w:rFonts w:hint="eastAsia"/>
+            <w:szCs w:val="21"/>
+          </w:rPr>
+          <w:t>http://192.168.20.11/sequoiadb/trunk/internal_doc/09.</w:t>
+        </w:r>
+        <w:r>
+          <w:rPr>
+            <w:rStyle w:val="Hyperlink"/>
+            <w:rFonts w:hint="eastAsia"/>
+            <w:szCs w:val="21"/>
+          </w:rPr>
+          <w:t>规范模板</w:t>
+        </w:r>
+        <w:r>
+          <w:rPr>
+            <w:rStyle w:val="Hyperlink"/>
+            <w:rFonts w:hint="eastAsia"/>
+            <w:szCs w:val="21"/>
+          </w:rPr>
+          <w:t>/jira</w:t>
+        </w:r>
+        <w:r>
+          <w:rPr>
+            <w:rStyle w:val="Hyperlink"/>
+            <w:rFonts w:hint="eastAsia"/>
+            <w:szCs w:val="21"/>
+          </w:rPr>
+          <w:t>问题单模板</w:t>
+        </w:r>
+        <w:r>
+          <w:rPr>
+            <w:rStyle w:val="Hyperlink"/>
+            <w:rFonts w:hint="eastAsia"/>
+            <w:szCs w:val="21"/>
+          </w:rPr>
+          <w:t>.docx</w:t>
+        </w:r>
+      </w:hyperlink>
+    </w:p>
+    <w:p>
+      <w:pPr>
+        <w:rPr>
+          <w:szCs w:val="21"/>
+        </w:rPr>
+      </w:pPr>
+      <w:r>
+        <w:rPr>
+          <w:rFonts w:hint="eastAsia"/>
+          <w:szCs w:val="21"/>
+        </w:rPr>
+        <w:t>筛选器使用</w:t>
+      </w:r>
+      <w:r>
+        <w:rPr>
+          <w:rFonts w:hint="eastAsia"/>
+          <w:szCs w:val="21"/>
+        </w:rPr>
+        <w:t>：</w:t>
+      </w:r>
+      <w:r>
+        <w:rPr>
+          <w:rFonts w:hint="eastAsia"/>
+          <w:szCs w:val="21"/>
+        </w:rPr>
+        <w:t>参考外网</w:t>
+      </w:r>
+      <w:r>
+        <w:rPr>
+          <w:rFonts w:hint="eastAsia"/>
+          <w:szCs w:val="21"/>
+        </w:rPr>
+        <w:t xml:space="preserve"> </w:t>
+      </w:r>
+      <w:hyperlink w:anchor="_Portal" w:history="1">
+        <w:r>
+          <w:rPr>
+            <w:rStyle w:val="Hyperlink"/>
+            <w:rFonts w:hint="eastAsia"/>
+            <w:szCs w:val="21"/>
+          </w:rPr>
+          <w:t xml:space="preserve">Portal </w:t>
+        </w:r>
+      </w:hyperlink>
+      <w:r>
+        <w:rPr>
+          <w:rFonts w:hint="eastAsia"/>
+          <w:szCs w:val="21"/>
+        </w:rPr>
+        <w:t>-&gt; SequoiaDB</w:t>
+      </w:r>
+      <w:r>
+        <w:rPr>
+          <w:rFonts w:hint="eastAsia"/>
+          <w:szCs w:val="21"/>
+        </w:rPr>
+        <w:t>社区问题</w:t>
+      </w:r>
+      <w:r>
+        <w:rPr>
+          <w:rFonts w:hint="eastAsia"/>
+          <w:szCs w:val="21"/>
+        </w:rPr>
+        <w:t xml:space="preserve"> -&gt; CMR</w:t>
+      </w:r>
+      <w:r>
+        <w:rPr>
+          <w:rFonts w:hint="eastAsia"/>
+          <w:szCs w:val="21"/>
+        </w:rPr>
+        <w:t>提单规范</w:t>
+      </w:r>
+      <w:r>
+        <w:rPr>
+          <w:rFonts w:hint="eastAsia"/>
+          <w:szCs w:val="21"/>
+        </w:rPr>
+        <w:t xml:space="preserve"> -&gt; 2.7.1 </w:t>
+      </w:r>
+      <w:r>
+        <w:rPr>
+          <w:rFonts w:hint="eastAsia"/>
+          <w:szCs w:val="21"/>
+        </w:rPr>
+        <w:t>过滤器</w:t>
+      </w:r>
+    </w:p>
+    <w:p>
+      <w:pPr>
+        <w:pStyle w:val="Heading2"/>
+      </w:pPr>
+      <w:bookmarkStart w:id="12" w:name="_Toc497904686"/>
+      <w:r>
+        <w:rPr>
+          <w:rFonts w:hint="eastAsia"/>
+        </w:rPr>
+        <w:t>Confluence</w:t>
+      </w:r>
+      <w:bookmarkEnd w:id="12"/>
+    </w:p>
+    <w:p>
+      <w:r>
+        <w:rPr>
+          <w:rFonts w:hint="eastAsia"/>
+        </w:rPr>
+        <w:t>【</w:t>
+      </w:r>
+      <w:r>
+        <w:rPr>
+          <w:rFonts w:hint="eastAsia"/>
+        </w:rPr>
+        <w:t>Confluence</w:t>
+      </w:r>
+      <w:r>
+        <w:rPr>
+          <w:rFonts w:hint="eastAsia"/>
+        </w:rPr>
+        <w:t>】</w:t>
+      </w:r>
+      <w:hyperlink r:id="rId28" w:history="1">
+        <w:r>
+          <w:rPr>
+            <w:rStyle w:val="Hyperlink"/>
+          </w:rPr>
+          <w:t>http://</w:t>
+        </w:r>
+        <w:r>
+          <w:rPr>
+            <w:rStyle w:val="Hyperlink"/>
+            <w:rFonts w:hint="eastAsia"/>
+          </w:rPr>
+          <w:t>jira</w:t>
+        </w:r>
+        <w:r>
+          <w:rPr>
+            <w:rStyle w:val="Hyperlink"/>
+          </w:rPr>
+          <w:t>:8090/</w:t>
+        </w:r>
+      </w:hyperlink>
+    </w:p>
+    <w:p>
+      <w:pPr>
+        <w:ind w:firstLineChars="200" w:firstLine="420"/>
+      </w:pPr>
+      <w:r>
+        <w:rPr>
+          <w:rFonts w:hint="eastAsia"/>
+        </w:rPr>
+        <w:t>有公司制度手册，</w:t>
+      </w:r>
+      <w:r>
+        <w:rPr>
+          <w:rFonts w:hint="eastAsia"/>
+        </w:rPr>
+        <w:t>和</w:t>
+      </w:r>
+      <w:r>
+        <w:rPr>
+          <w:rFonts w:hint="eastAsia"/>
+        </w:rPr>
+        <w:t>很多好看的电子版技术书籍。</w:t>
+      </w:r>
+    </w:p>
+    <w:p>
+      <w:pPr>
+        <w:pStyle w:val="Heading2"/>
+      </w:pPr>
+      <w:bookmarkStart w:id="13" w:name="_Toc497904687"/>
+      <w:r>
+        <w:rPr>
+          <w:rFonts w:hint="eastAsia"/>
+        </w:rPr>
+        <w:t>SVN</w:t>
+      </w:r>
+      <w:bookmarkEnd w:id="13"/>
+    </w:p>
+    <w:p>
+      <w:r>
+        <w:rPr>
+          <w:rFonts w:hint="eastAsia"/>
+        </w:rPr>
+        <w:t>【</w:t>
+      </w:r>
+      <w:r>
+        <w:rPr>
+          <w:rFonts w:hint="eastAsia"/>
+        </w:rPr>
+        <w:t>SDB SVN</w:t>
+      </w:r>
+      <w:r>
+        <w:rPr>
+          <w:rFonts w:hint="eastAsia"/>
+        </w:rPr>
+        <w:t>】</w:t>
+      </w:r>
+      <w:hyperlink r:id="rId29" w:history="1">
+        <w:r>
+          <w:rPr>
+            <w:rStyle w:val="Hyperlink"/>
+          </w:rPr>
+          <w:t>http://192.168.20.11/sequoiadb</w:t>
+        </w:r>
+      </w:hyperlink>
+    </w:p>
+    <w:p>
+      <w:r>
+        <w:rPr>
+          <w:rFonts w:hint="eastAsia"/>
+        </w:rPr>
+        <w:t>【</w:t>
+      </w:r>
+      <w:r>
+        <w:rPr>
+          <w:rFonts w:hint="eastAsia"/>
+        </w:rPr>
+        <w:t>SCM SVN</w:t>
+      </w:r>
+      <w:r>
+        <w:rPr>
+          <w:rFonts w:hint="eastAsia"/>
+        </w:rPr>
+        <w:t>】</w:t>
+      </w:r>
+      <w:hyperlink r:id="rId30" w:history="1">
+        <w:r>
+          <w:rPr>
+            <w:rStyle w:val="Hyperlink"/>
+          </w:rPr>
+          <w:t>http://192.168.20.11/scm</w:t>
+        </w:r>
+      </w:hyperlink>
+    </w:p>
+    <w:p>
+      <w:pPr>
+        <w:ind w:firstLine="405"/>
+      </w:pPr>
+      <w:r>
+        <w:rPr>
+          <w:rFonts w:hint="eastAsia"/>
+        </w:rPr>
+        <w:t>SVN</w:t>
+      </w:r>
+      <w:r>
+        <w:rPr>
+          <w:rFonts w:hint="eastAsia"/>
+        </w:rPr>
+        <w:t>，版本管理工具。使用时注意以下事项</w:t>
+      </w:r>
+      <w:r>
+        <w:rPr>
+          <w:rFonts w:hint="eastAsia"/>
+        </w:rPr>
+        <w:t>：</w:t>
+      </w:r>
+    </w:p>
+    <w:p>
+      <w:pPr>
+        <w:ind w:firstLine="405"/>
+      </w:pPr>
+      <w:r>
+        <w:rPr>
+          <w:rFonts w:hint="eastAsia"/>
+        </w:rPr>
+        <w:t>1</w:t>
+      </w:r>
+      <w:r>
+        <w:rPr>
+          <w:rFonts w:hint="eastAsia"/>
+        </w:rPr>
+        <w:t>、每次提交前必须先</w:t>
+      </w:r>
+      <w:r>
+        <w:rPr>
+          <w:rFonts w:hint="eastAsia"/>
+        </w:rPr>
+        <w:t>update</w:t>
+      </w:r>
+      <w:r>
+        <w:rPr>
+          <w:rFonts w:hint="eastAsia"/>
+        </w:rPr>
+        <w:t>。</w:t>
+      </w:r>
+      <w:r>
+        <w:rPr>
+          <w:rFonts w:hint="eastAsia"/>
+        </w:rPr>
+        <w:t>update</w:t>
+      </w:r>
+      <w:r>
+        <w:rPr>
+          <w:rFonts w:hint="eastAsia"/>
+        </w:rPr>
+        <w:t>是不会覆盖你的修改的。但不</w:t>
+      </w:r>
+      <w:r>
+        <w:rPr>
+          <w:rFonts w:hint="eastAsia"/>
+        </w:rPr>
+        <w:t>update</w:t>
+      </w:r>
+      <w:r>
+        <w:rPr>
+          <w:rFonts w:hint="eastAsia"/>
+        </w:rPr>
+        <w:t>是有可能覆盖别人的修改的。</w:t>
+      </w:r>
+    </w:p>
+    <w:p>
+      <w:pPr>
+        <w:ind w:firstLine="405"/>
+      </w:pPr>
+      <w:r>
+        <w:rPr>
+          <w:rFonts w:hint="eastAsia"/>
+        </w:rPr>
+        <w:t>2</w:t>
+      </w:r>
+      <w:r>
+        <w:rPr>
+          <w:rFonts w:hint="eastAsia"/>
+        </w:rPr>
+        <w:t>、每次提交都要在</w:t>
+      </w:r>
+      <w:r>
+        <w:rPr>
+          <w:rFonts w:hint="eastAsia"/>
+        </w:rPr>
+        <w:t>windows</w:t>
+      </w:r>
+      <w:r>
+        <w:rPr>
+          <w:rFonts w:hint="eastAsia"/>
+        </w:rPr>
+        <w:t>下提交</w:t>
+      </w:r>
+      <w:r>
+        <w:rPr>
+          <w:rFonts w:hint="eastAsia"/>
+        </w:rPr>
+        <w:t>，因为方便对比修改过的地方</w:t>
+      </w:r>
+      <w:r>
+        <w:rPr>
+          <w:rFonts w:hint="eastAsia"/>
+        </w:rPr>
+        <w:t>，</w:t>
+      </w:r>
+      <w:r>
+        <w:rPr>
+          <w:rFonts w:hint="eastAsia"/>
+        </w:rPr>
+        <w:t>并且认真确认要提交的文件。</w:t>
+      </w:r>
+    </w:p>
+    <w:p>
+      <w:pPr>
+        <w:pStyle w:val="Heading2"/>
+      </w:pPr>
+      <w:bookmarkStart w:id="14" w:name="_Toc497904688"/>
+      <w:r>
+        <w:rPr>
+          <w:rFonts w:hint="eastAsia"/>
+        </w:rPr>
+        <w:t>PMR</w:t>
+      </w:r>
+      <w:bookmarkEnd w:id="14"/>
+    </w:p>
+    <w:p>
+      <w:r>
+        <w:rPr>
+          <w:rFonts w:hint="eastAsia"/>
+        </w:rPr>
+        <w:t>【</w:t>
+      </w:r>
+      <w:r>
+        <w:rPr>
+          <w:rFonts w:hint="eastAsia"/>
+        </w:rPr>
+        <w:t>PMR</w:t>
+      </w:r>
+      <w:r>
+        <w:rPr>
+          <w:rFonts w:hint="eastAsia"/>
+        </w:rPr>
+        <w:t>】</w:t>
+      </w:r>
+      <w:r>
+        <w:rPr>
+          <w:rFonts w:hint="eastAsia"/>
+        </w:rPr>
+        <w:t>pmr.sequoiadb.com:8181</w:t>
+      </w:r>
+      <w:r>
+        <w:rPr>
+          <w:rFonts w:hint="eastAsia"/>
+        </w:rPr>
+        <w:t>（外网）</w:t>
+      </w:r>
+    </w:p>
+    <w:p>
+      <w:r>
+        <w:rPr>
+          <w:rFonts w:hint="eastAsia"/>
+        </w:rPr>
+        <w:t xml:space="preserve">    </w:t>
+      </w:r>
+      <w:r>
+        <w:rPr>
+          <w:rFonts w:hint="eastAsia"/>
+        </w:rPr>
+        <w:t>用于售前前线反馈和社区问题收录的系统。有售前、社区用户的咨询，现场发现的问题，还有前线提出的需求等。</w:t>
+      </w:r>
+    </w:p>
+    <w:p>
+      <w:pPr>
+        <w:pStyle w:val="Heading2"/>
+      </w:pPr>
+      <w:bookmarkStart w:id="15" w:name="_Portal"/>
+      <w:bookmarkStart w:id="16" w:name="_Toc497904689"/>
+      <w:bookmarkEnd w:id="15"/>
+      <w:r>
+        <w:rPr>
+          <w:rFonts w:hint="eastAsia"/>
+        </w:rPr>
+        <w:t>Portal</w:t>
+      </w:r>
+      <w:bookmarkEnd w:id="16"/>
+    </w:p>
+    <w:p>
+      <w:r>
+        <w:rPr>
+          <w:rFonts w:hint="eastAsia"/>
+        </w:rPr>
+        <w:t>【</w:t>
+      </w:r>
+      <w:r>
+        <w:rPr>
+          <w:rFonts w:hint="eastAsia"/>
+        </w:rPr>
+        <w:t>Portal</w:t>
+      </w:r>
+      <w:r>
+        <w:rPr>
+          <w:rFonts w:hint="eastAsia"/>
+        </w:rPr>
+        <w:t>】</w:t>
+      </w:r>
+      <w:r>
+        <w:rPr>
+          <w:rFonts w:hint="eastAsia"/>
+        </w:rPr>
+        <w:t>pmr.sequoiadb.com:8090</w:t>
+      </w:r>
+      <w:r>
+        <w:rPr>
+          <w:rFonts w:hint="eastAsia"/>
+        </w:rPr>
+        <w:t>（外网）</w:t>
+      </w:r>
+    </w:p>
+    <w:p>
+      <w:r>
+        <w:rPr>
+          <w:rFonts w:hint="eastAsia"/>
+        </w:rPr>
+        <w:t xml:space="preserve">    </w:t>
+      </w:r>
+      <w:r>
+        <w:rPr>
+          <w:rFonts w:hint="eastAsia"/>
+        </w:rPr>
+        <w:t>有很多市场、实施方面的材料。例如对外宣传资料，性能测试的指南等。</w:t>
+      </w:r>
+    </w:p>
+    <w:p>
+      <w:pPr>
+        <w:pStyle w:val="Heading2"/>
+      </w:pPr>
+      <w:bookmarkStart w:id="17" w:name="_Toc497904690"/>
+      <w:r>
+        <w:rPr>
+          <w:rFonts w:hint="eastAsia"/>
         </w:rPr>
         <w:lastRenderedPageBreak/>
-        <w:t>遇到不懂的，直接去问导师或你旁边的同学吧。会比百度更简单有效。</w:t>
-      </w:r>
-    </w:p>
-    <w:p>
-      <w:pPr>
-        <w:pStyle w:val="Heading2"/>
-      </w:pPr>
-      <w:bookmarkStart w:id="11" w:name="_Toc497904685"/>
-      <w:r>
-        <w:rPr>
-          <w:rFonts w:hint="eastAsia"/>
-        </w:rPr>
-        <w:t>JIRA</w:t>
-      </w:r>
-      <w:bookmarkEnd w:id="11"/>
-    </w:p>
-    <w:p>
-      <w:pPr>
-        <w:rPr>
-          <w:szCs w:val="21"/>
-        </w:rPr>
-      </w:pPr>
-      <w:r>
-        <w:rPr>
-          <w:rFonts w:hint="eastAsia"/>
-          <w:szCs w:val="21"/>
-        </w:rPr>
-        <w:t>【</w:t>
-      </w:r>
-      <w:r>
-        <w:rPr>
-          <w:rFonts w:hint="eastAsia"/>
-          <w:szCs w:val="21"/>
-        </w:rPr>
-        <w:t>JIRA</w:t>
-      </w:r>
-      <w:r>
-        <w:rPr>
-          <w:rFonts w:hint="eastAsia"/>
-          <w:szCs w:val="21"/>
-        </w:rPr>
-        <w:t>】</w:t>
-      </w:r>
-      <w:r>
-        <w:fldChar w:fldCharType="begin"/>
-      </w:r>
-      <w:r>
-        <w:instrText>HYPERLINK "http://jira:8080/"</w:instrText>
-      </w:r>
-      <w:r>
-        <w:fldChar w:fldCharType="separate"/>
-      </w:r>
-      <w:r>
-        <w:rPr>
-          <w:rStyle w:val="Hyperlink"/>
-          <w:szCs w:val="21"/>
-        </w:rPr>
-        <w:t>http://jira:8080/</w:t>
-      </w:r>
-      <w:r>
-        <w:fldChar w:fldCharType="end"/>
-      </w:r>
-    </w:p>
-    <w:p>
-      <w:pPr>
-        <w:ind w:firstLineChars="200" w:firstLine="420"/>
-        <w:rPr>
-          <w:szCs w:val="21"/>
-        </w:rPr>
-      </w:pPr>
-      <w:r>
-        <w:rPr>
-          <w:rFonts w:hint="eastAsia"/>
-          <w:szCs w:val="21"/>
-        </w:rPr>
-        <w:t>问题单跟踪系统。</w:t>
-      </w:r>
-      <w:r>
-        <w:rPr>
-          <w:rFonts w:hint="eastAsia"/>
-          <w:szCs w:val="21"/>
-        </w:rPr>
-        <w:t>跟踪处理</w:t>
-      </w:r>
-      <w:r>
-        <w:rPr>
-          <w:rFonts w:hint="eastAsia"/>
-          <w:szCs w:val="21"/>
-        </w:rPr>
-        <w:t>bug</w:t>
-      </w:r>
-      <w:r>
-        <w:rPr>
-          <w:rFonts w:hint="eastAsia"/>
-          <w:szCs w:val="21"/>
-        </w:rPr>
-        <w:t>、</w:t>
-      </w:r>
-      <w:r>
-        <w:rPr>
-          <w:rFonts w:hint="eastAsia"/>
-          <w:szCs w:val="21"/>
-        </w:rPr>
-        <w:t>story</w:t>
-      </w:r>
-      <w:r>
-        <w:rPr>
-          <w:rFonts w:hint="eastAsia"/>
-          <w:szCs w:val="21"/>
-        </w:rPr>
-        <w:t>等。值的一提的是要按规范使用</w:t>
-      </w:r>
-      <w:r>
-        <w:rPr>
-          <w:rFonts w:hint="eastAsia"/>
-          <w:szCs w:val="21"/>
-        </w:rPr>
-        <w:t>JIRA</w:t>
-      </w:r>
-      <w:r>
-        <w:rPr>
-          <w:rFonts w:hint="eastAsia"/>
-          <w:szCs w:val="21"/>
-        </w:rPr>
-        <w:t>，还有，</w:t>
-      </w:r>
-      <w:proofErr w:type="gramStart"/>
-      <w:r>
-        <w:rPr>
-          <w:rFonts w:hint="eastAsia"/>
-          <w:szCs w:val="21"/>
-        </w:rPr>
-        <w:t>筛选器很好</w:t>
-      </w:r>
-      <w:proofErr w:type="gramEnd"/>
-      <w:r>
-        <w:rPr>
-          <w:rFonts w:hint="eastAsia"/>
-          <w:szCs w:val="21"/>
-        </w:rPr>
-        <w:t>用。</w:t>
-      </w:r>
-    </w:p>
-    <w:p>
-      <w:pPr>
-        <w:rPr>
-          <w:szCs w:val="21"/>
-        </w:rPr>
-      </w:pPr>
-      <w:r>
-        <w:rPr>
-          <w:rFonts w:hint="eastAsia"/>
-          <w:szCs w:val="21"/>
-        </w:rPr>
-        <w:t>JIRA</w:t>
-      </w:r>
-      <w:r>
-        <w:rPr>
-          <w:rFonts w:hint="eastAsia"/>
-          <w:szCs w:val="21"/>
-        </w:rPr>
-        <w:t>规范</w:t>
-      </w:r>
-      <w:r>
-        <w:rPr>
-          <w:rFonts w:hint="eastAsia"/>
-          <w:szCs w:val="21"/>
-        </w:rPr>
-        <w:t>：</w:t>
-      </w:r>
-      <w:hyperlink r:id="rId15" w:history="1">
-        <w:r>
-          <w:rPr>
-            <w:rStyle w:val="Hyperlink"/>
-            <w:rFonts w:hint="eastAsia"/>
-            <w:szCs w:val="21"/>
-          </w:rPr>
-          <w:t>http://192.168.20.11/sequoiadb/trunk/internal_doc/09.</w:t>
-        </w:r>
-        <w:r>
-          <w:rPr>
-            <w:rStyle w:val="Hyperlink"/>
-            <w:rFonts w:hint="eastAsia"/>
-            <w:szCs w:val="21"/>
-          </w:rPr>
-          <w:t>规范模板</w:t>
-        </w:r>
-        <w:r>
-          <w:rPr>
-            <w:rStyle w:val="Hyperlink"/>
-            <w:rFonts w:hint="eastAsia"/>
-            <w:szCs w:val="21"/>
-          </w:rPr>
-          <w:t>/jira</w:t>
-        </w:r>
-        <w:r>
-          <w:rPr>
-            <w:rStyle w:val="Hyperlink"/>
-            <w:rFonts w:hint="eastAsia"/>
-            <w:szCs w:val="21"/>
-          </w:rPr>
-          <w:t>问题单模板</w:t>
-        </w:r>
-        <w:r>
-          <w:rPr>
-            <w:rStyle w:val="Hyperlink"/>
-            <w:rFonts w:hint="eastAsia"/>
-            <w:szCs w:val="21"/>
-          </w:rPr>
-          <w:t>.docx</w:t>
-        </w:r>
-      </w:hyperlink>
-    </w:p>
-    <w:p>
-      <w:pPr>
-        <w:rPr>
-          <w:szCs w:val="21"/>
-        </w:rPr>
-      </w:pPr>
-      <w:proofErr w:type="gramStart"/>
-      <w:r>
-        <w:rPr>
-          <w:rFonts w:hint="eastAsia"/>
-          <w:szCs w:val="21"/>
-        </w:rPr>
-        <w:t>筛选器</w:t>
-      </w:r>
-      <w:proofErr w:type="gramEnd"/>
-      <w:r>
-        <w:rPr>
-          <w:rFonts w:hint="eastAsia"/>
-          <w:szCs w:val="21"/>
-        </w:rPr>
-        <w:t>使用</w:t>
-      </w:r>
-      <w:r>
-        <w:rPr>
-          <w:rFonts w:hint="eastAsia"/>
-          <w:szCs w:val="21"/>
-        </w:rPr>
-        <w:t>：</w:t>
-      </w:r>
-      <w:r>
-        <w:rPr>
-          <w:rFonts w:hint="eastAsia"/>
-          <w:szCs w:val="21"/>
-        </w:rPr>
-        <w:t>参考外网</w:t>
-      </w:r>
-      <w:r>
-        <w:rPr>
-          <w:rFonts w:hint="eastAsia"/>
-          <w:szCs w:val="21"/>
-        </w:rPr>
-        <w:t xml:space="preserve"> </w:t>
-      </w:r>
-      <w:hyperlink w:anchor="_Portal" w:history="1">
-        <w:r>
-          <w:rPr>
-            <w:rStyle w:val="Hyperlink"/>
-            <w:rFonts w:hint="eastAsia"/>
-            <w:szCs w:val="21"/>
-          </w:rPr>
-          <w:t>Po</w:t>
-        </w:r>
-        <w:r>
-          <w:rPr>
-            <w:rStyle w:val="Hyperlink"/>
-            <w:rFonts w:hint="eastAsia"/>
-            <w:szCs w:val="21"/>
-          </w:rPr>
-          <w:t>r</w:t>
-        </w:r>
-        <w:r>
-          <w:rPr>
-            <w:rStyle w:val="Hyperlink"/>
-            <w:rFonts w:hint="eastAsia"/>
-            <w:szCs w:val="21"/>
-          </w:rPr>
-          <w:t xml:space="preserve">tal </w:t>
-        </w:r>
-      </w:hyperlink>
-      <w:r>
-        <w:rPr>
-          <w:rFonts w:hint="eastAsia"/>
-          <w:szCs w:val="21"/>
-        </w:rPr>
-        <w:t xml:space="preserve">-&gt; </w:t>
-      </w:r>
-      <w:proofErr w:type="spellStart"/>
-      <w:r>
-        <w:rPr>
-          <w:rFonts w:hint="eastAsia"/>
-          <w:szCs w:val="21"/>
-        </w:rPr>
-        <w:t>SequoiaDB</w:t>
-      </w:r>
-      <w:proofErr w:type="spellEnd"/>
-      <w:r>
-        <w:rPr>
-          <w:rFonts w:hint="eastAsia"/>
-          <w:szCs w:val="21"/>
-        </w:rPr>
-        <w:t>社区问题</w:t>
-      </w:r>
-      <w:r>
-        <w:rPr>
-          <w:rFonts w:hint="eastAsia"/>
-          <w:szCs w:val="21"/>
-        </w:rPr>
-        <w:t xml:space="preserve"> -&gt; CMR</w:t>
-      </w:r>
-      <w:r>
-        <w:rPr>
-          <w:rFonts w:hint="eastAsia"/>
-          <w:szCs w:val="21"/>
-        </w:rPr>
-        <w:t>提单规范</w:t>
-      </w:r>
-      <w:r>
-        <w:rPr>
-          <w:rFonts w:hint="eastAsia"/>
-          <w:szCs w:val="21"/>
-        </w:rPr>
-        <w:t xml:space="preserve"> -&gt; 2.7.1 </w:t>
-      </w:r>
-      <w:r>
-        <w:rPr>
-          <w:rFonts w:hint="eastAsia"/>
-          <w:szCs w:val="21"/>
-        </w:rPr>
-        <w:t>过滤器</w:t>
-      </w:r>
-    </w:p>
-    <w:p>
-      <w:pPr>
-        <w:pStyle w:val="Heading2"/>
-      </w:pPr>
-      <w:bookmarkStart w:id="12" w:name="_Toc497904686"/>
-      <w:r>
-        <w:rPr>
-          <w:rFonts w:hint="eastAsia"/>
-        </w:rPr>
-        <w:t>Confluence</w:t>
-      </w:r>
-      <w:bookmarkEnd w:id="12"/>
-    </w:p>
-    <w:p>
-      <w:r>
-        <w:rPr>
-          <w:rFonts w:hint="eastAsia"/>
-        </w:rPr>
-        <w:t>【</w:t>
-      </w:r>
-      <w:r>
-        <w:rPr>
-          <w:rFonts w:hint="eastAsia"/>
-        </w:rPr>
-        <w:t>Confluence</w:t>
-      </w:r>
-      <w:r>
-        <w:rPr>
-          <w:rFonts w:hint="eastAsia"/>
-        </w:rPr>
-        <w:t>】</w:t>
-      </w:r>
-      <w:r>
-        <w:fldChar w:fldCharType="begin"/>
-      </w:r>
-      <w:r>
-        <w:instrText xml:space="preserve"> HYPERLINK "</w:instrText>
-      </w:r>
-      <w:r>
-        <w:instrText>http://</w:instrText>
-      </w:r>
-      <w:r>
-        <w:rPr>
-          <w:rFonts w:hint="eastAsia"/>
-        </w:rPr>
-        <w:instrText>jira</w:instrText>
-      </w:r>
-      <w:r>
-        <w:instrText>:8090/</w:instrText>
-      </w:r>
-      <w:r>
-        <w:instrText xml:space="preserve">" </w:instrText>
-      </w:r>
-      <w:r>
-        <w:fldChar w:fldCharType="separate"/>
-      </w:r>
-      <w:r>
-        <w:rPr>
-          <w:rStyle w:val="Hyperlink"/>
-        </w:rPr>
-        <w:t>http://</w:t>
-      </w:r>
-      <w:r>
-        <w:rPr>
-          <w:rStyle w:val="Hyperlink"/>
-          <w:rFonts w:hint="eastAsia"/>
-        </w:rPr>
-        <w:t>jira</w:t>
-      </w:r>
-      <w:r>
-        <w:rPr>
-          <w:rStyle w:val="Hyperlink"/>
-        </w:rPr>
-        <w:t>:8090/</w:t>
-      </w:r>
-      <w:r>
-        <w:fldChar w:fldCharType="end"/>
-      </w:r>
-    </w:p>
-    <w:p>
-      <w:pPr>
-        <w:ind w:firstLineChars="200" w:firstLine="420"/>
-      </w:pPr>
-      <w:r>
-        <w:rPr>
-          <w:rFonts w:hint="eastAsia"/>
-        </w:rPr>
-        <w:t>有公司制度手册，</w:t>
+        <w:t>编程软件</w:t>
+      </w:r>
+      <w:bookmarkEnd w:id="17"/>
+    </w:p>
+    <w:p>
+      <w:pPr>
+        <w:ind w:firstLine="405"/>
+      </w:pPr>
+      <w:r>
+        <w:rPr>
+          <w:rFonts w:hint="eastAsia"/>
+        </w:rPr>
+        <w:t>公司用的编程软件是什么？我们公司目前没有</w:t>
+      </w:r>
+      <w:r>
+        <w:rPr>
+          <w:rFonts w:hint="eastAsia"/>
+        </w:rPr>
+        <w:t>硬性</w:t>
+      </w:r>
+      <w:r>
+        <w:rPr>
+          <w:rFonts w:hint="eastAsia"/>
+        </w:rPr>
+        <w:t>规定的</w:t>
+      </w:r>
+      <w:r>
+        <w:rPr>
+          <w:rFonts w:hint="eastAsia"/>
+        </w:rPr>
+        <w:t>编程软件。</w:t>
+      </w:r>
+    </w:p>
+    <w:p>
+      <w:pPr>
+        <w:ind w:firstLine="405"/>
+      </w:pPr>
+      <w:r>
+        <w:rPr>
+          <w:rFonts w:hint="eastAsia"/>
+        </w:rPr>
+        <w:t>C/C++</w:t>
+      </w:r>
+      <w:r>
+        <w:rPr>
+          <w:rFonts w:hint="eastAsia"/>
+        </w:rPr>
+        <w:t>方面，几乎都是用</w:t>
+      </w:r>
+      <w:r>
+        <w:rPr>
+          <w:rFonts w:hint="eastAsia"/>
+        </w:rPr>
+        <w:t>Source Insight</w:t>
+      </w:r>
+      <w:r>
+        <w:rPr>
+          <w:rFonts w:hint="eastAsia"/>
+        </w:rPr>
+        <w:t>。</w:t>
+      </w:r>
+    </w:p>
+    <w:p>
+      <w:pPr>
+        <w:ind w:firstLine="405"/>
+      </w:pPr>
+      <w:r>
+        <w:rPr>
+          <w:rFonts w:hint="eastAsia"/>
+        </w:rPr>
+        <w:t>Java</w:t>
+      </w:r>
+      <w:r>
+        <w:rPr>
+          <w:rFonts w:hint="eastAsia"/>
+        </w:rPr>
+        <w:t>方面，</w:t>
+      </w:r>
+      <w:r>
+        <w:rPr>
+          <w:rFonts w:hint="eastAsia"/>
+        </w:rPr>
+        <w:t>Eclipse</w:t>
+      </w:r>
+      <w:r>
+        <w:rPr>
+          <w:rFonts w:hint="eastAsia"/>
+        </w:rPr>
+        <w:t>是主流，但也有不少人开始用</w:t>
+      </w:r>
+      <w:r>
+        <w:rPr>
+          <w:rFonts w:hint="eastAsia"/>
+        </w:rPr>
+        <w:t>Intellij Idea</w:t>
+      </w:r>
+      <w:r>
+        <w:rPr>
+          <w:rFonts w:hint="eastAsia"/>
+        </w:rPr>
+        <w:t>。</w:t>
+      </w:r>
+    </w:p>
+    <w:p>
+      <w:pPr>
+        <w:ind w:firstLine="405"/>
+      </w:pPr>
+      <w:r>
+        <w:rPr>
+          <w:rFonts w:hint="eastAsia"/>
+        </w:rPr>
+        <w:t>文本编辑器，主流是</w:t>
+      </w:r>
+      <w:r>
+        <w:rPr>
+          <w:rFonts w:hint="eastAsia"/>
+        </w:rPr>
+        <w:t>UE</w:t>
+      </w:r>
+      <w:r>
+        <w:rPr>
+          <w:rFonts w:hint="eastAsia"/>
+        </w:rPr>
+        <w:t>。</w:t>
+      </w:r>
+    </w:p>
+    <w:p>
+      <w:pPr>
+        <w:ind w:firstLine="405"/>
+      </w:pPr>
+      <w:r>
+        <w:rPr>
+          <w:rFonts w:hint="eastAsia"/>
+        </w:rPr>
+        <w:t>终端软件，</w:t>
+      </w:r>
+      <w:r>
+        <w:rPr>
+          <w:rFonts w:hint="eastAsia"/>
+        </w:rPr>
+        <w:t>Putty</w:t>
       </w:r>
       <w:r>
         <w:rPr>
@@ -3767,96 +3965,25 @@
         <w:rPr>
           <w:rFonts w:hint="eastAsia"/>
         </w:rPr>
-        <w:t>很多好看的电子版技术书籍。</w:t>
-      </w:r>
-    </w:p>
-    <w:p>
-      <w:pPr>
-        <w:pStyle w:val="Heading2"/>
-      </w:pPr>
-      <w:bookmarkStart w:id="13" w:name="_Toc497904687"/>
-      <w:r>
-        <w:rPr>
-          <w:rFonts w:hint="eastAsia"/>
-        </w:rPr>
-        <w:t>SVN</w:t>
-      </w:r>
-      <w:bookmarkEnd w:id="13"/>
-    </w:p>
-    <w:p>
-      <w:r>
-        <w:rPr>
-          <w:rFonts w:hint="eastAsia"/>
-        </w:rPr>
-        <w:t>【</w:t>
-      </w:r>
-      <w:r>
-        <w:rPr>
-          <w:rFonts w:hint="eastAsia"/>
-        </w:rPr>
-        <w:t>SDB SVN</w:t>
-      </w:r>
-      <w:r>
-        <w:rPr>
-          <w:rFonts w:hint="eastAsia"/>
-        </w:rPr>
-        <w:t>】</w:t>
-      </w:r>
-      <w:r>
-        <w:fldChar w:fldCharType="begin"/>
-      </w:r>
-      <w:r>
-        <w:instrText>HYPERLINK "http://192.168.20.11/sequoiadb"</w:instrText>
-      </w:r>
-      <w:r>
-        <w:fldChar w:fldCharType="separate"/>
-      </w:r>
-      <w:r>
-        <w:rPr>
-          <w:rStyle w:val="Hyperlink"/>
-        </w:rPr>
-        <w:t>http://192.168.20.11/sequoiadb</w:t>
-      </w:r>
-      <w:r>
-        <w:fldChar w:fldCharType="end"/>
-      </w:r>
-    </w:p>
-    <w:p>
-      <w:r>
-        <w:rPr>
-          <w:rFonts w:hint="eastAsia"/>
-        </w:rPr>
-        <w:t>【</w:t>
-      </w:r>
-      <w:r>
-        <w:rPr>
-          <w:rFonts w:hint="eastAsia"/>
-        </w:rPr>
-        <w:t>SCM SVN</w:t>
-      </w:r>
-      <w:r>
-        <w:rPr>
-          <w:rFonts w:hint="eastAsia"/>
-        </w:rPr>
-        <w:t>】</w:t>
-      </w:r>
-      <w:r>
-        <w:fldChar w:fldCharType="begin"/>
-      </w:r>
-      <w:r>
-        <w:instrText>HYPERLINK "http://192.168.20.11/scm"</w:instrText>
-      </w:r>
-      <w:r>
-        <w:fldChar w:fldCharType="separate"/>
-      </w:r>
-      <w:r>
-        <w:rPr>
-          <w:rStyle w:val="Hyperlink"/>
-        </w:rPr>
-        <w:t>http://192.168.20.11/scm</w:t>
-      </w:r>
-      <w:r>
-        <w:fldChar w:fldCharType="end"/>
+        <w:t>XShell</w:t>
+      </w:r>
+      <w:r>
+        <w:rPr>
+          <w:rFonts w:hint="eastAsia"/>
+        </w:rPr>
+        <w:t>各半各半。但笔者推荐</w:t>
+      </w:r>
+      <w:r>
+        <w:rPr>
+          <w:rFonts w:hint="eastAsia"/>
+        </w:rPr>
+        <w:t>XShell</w:t>
+      </w:r>
+      <w:r>
+        <w:rPr>
+          <w:rFonts w:hint="eastAsia"/>
+        </w:rPr>
+        <w:t>，因为功能更多。</w:t>
       </w:r>
     </w:p>
     <w:p>
@@ -3867,447 +3994,9 @@
         <w:rPr>
           <w:rFonts w:hint="eastAsia"/>
         </w:rPr>
-        <w:t>SVN</w:t>
-      </w:r>
-      <w:r>
-        <w:rPr>
-          <w:rFonts w:hint="eastAsia"/>
-        </w:rPr>
-        <w:t>，版本管理工具。使用时注意以下事项</w:t>
-      </w:r>
-      <w:r>
-        <w:rPr>
-          <w:rFonts w:hint="eastAsia"/>
-        </w:rPr>
-        <w:t>：</w:t>
-      </w:r>
-    </w:p>
-    <w:p>
-      <w:pPr>
-        <w:ind w:firstLine="405"/>
-      </w:pPr>
-      <w:r>
-        <w:rPr>
-          <w:rFonts w:hint="eastAsia"/>
-        </w:rPr>
-        <w:t>1</w:t>
-      </w:r>
-      <w:r>
-        <w:rPr>
-          <w:rFonts w:hint="eastAsia"/>
-        </w:rPr>
-        <w:t>、每次提交前必须先</w:t>
-      </w:r>
-      <w:r>
-        <w:rPr>
-          <w:rFonts w:hint="eastAsia"/>
-        </w:rPr>
-        <w:t>update</w:t>
-      </w:r>
-      <w:r>
-        <w:rPr>
-          <w:rFonts w:hint="eastAsia"/>
-        </w:rPr>
-        <w:t>。</w:t>
-      </w:r>
-      <w:r>
-        <w:rPr>
-          <w:rFonts w:hint="eastAsia"/>
-        </w:rPr>
-        <w:t>update</w:t>
-      </w:r>
-      <w:r>
-        <w:rPr>
-          <w:rFonts w:hint="eastAsia"/>
-        </w:rPr>
-        <w:t>是不会覆盖你的修改的。但不</w:t>
-      </w:r>
-      <w:r>
-        <w:rPr>
-          <w:rFonts w:hint="eastAsia"/>
-        </w:rPr>
-        <w:t>update</w:t>
-      </w:r>
-      <w:r>
-        <w:rPr>
-          <w:rFonts w:hint="eastAsia"/>
-        </w:rPr>
-        <w:t>是有可能覆盖别人的修改的。</w:t>
-      </w:r>
-    </w:p>
-    <w:p>
-      <w:pPr>
-        <w:ind w:firstLine="405"/>
-      </w:pPr>
-      <w:r>
-        <w:rPr>
-          <w:rFonts w:hint="eastAsia"/>
-        </w:rPr>
-        <w:t>2</w:t>
-      </w:r>
-      <w:r>
-        <w:rPr>
-          <w:rFonts w:hint="eastAsia"/>
-        </w:rPr>
-        <w:t>、每次提交都要在</w:t>
-      </w:r>
-      <w:r>
-        <w:rPr>
-          <w:rFonts w:hint="eastAsia"/>
-        </w:rPr>
-        <w:t>windows</w:t>
-      </w:r>
-      <w:r>
-        <w:rPr>
-          <w:rFonts w:hint="eastAsia"/>
-        </w:rPr>
-        <w:t>下提交</w:t>
-      </w:r>
-      <w:r>
-        <w:rPr>
-          <w:rFonts w:hint="eastAsia"/>
-        </w:rPr>
-        <w:t>，因为方便对比修改过的地方</w:t>
-      </w:r>
-      <w:r>
-        <w:rPr>
-          <w:rFonts w:hint="eastAsia"/>
-        </w:rPr>
-        <w:t>，</w:t>
-      </w:r>
-      <w:r>
-        <w:rPr>
-          <w:rFonts w:hint="eastAsia"/>
-        </w:rPr>
-        <w:t>并且认真确认要提交的文件。</w:t>
-      </w:r>
-    </w:p>
-    <w:p>
-      <w:pPr>
-        <w:pStyle w:val="Heading2"/>
-      </w:pPr>
-      <w:bookmarkStart w:id="14" w:name="_Toc497904688"/>
-      <w:r>
-        <w:rPr>
-          <w:rFonts w:hint="eastAsia"/>
-        </w:rPr>
-        <w:t>PMR</w:t>
-      </w:r>
-      <w:bookmarkEnd w:id="14"/>
-    </w:p>
-    <w:p>
-      <w:r>
-        <w:rPr>
-          <w:rFonts w:hint="eastAsia"/>
-        </w:rPr>
-        <w:t>【</w:t>
-      </w:r>
-      <w:r>
-        <w:rPr>
-          <w:rFonts w:hint="eastAsia"/>
-        </w:rPr>
-        <w:t>PMR</w:t>
-      </w:r>
-      <w:r>
-        <w:rPr>
-          <w:rFonts w:hint="eastAsia"/>
-        </w:rPr>
-        <w:t>】</w:t>
-      </w:r>
-      <w:r>
-        <w:rPr>
-          <w:rFonts w:hint="eastAsia"/>
-        </w:rPr>
-        <w:t>pmr.sequoiadb.com:8181</w:t>
-      </w:r>
-      <w:r>
-        <w:rPr>
-          <w:rFonts w:hint="eastAsia"/>
-        </w:rPr>
-        <w:t>（外网）</w:t>
-      </w:r>
-    </w:p>
-    <w:p>
-      <w:r>
-        <w:rPr>
-          <w:rFonts w:hint="eastAsia"/>
-        </w:rPr>
-        <w:t xml:space="preserve">    </w:t>
-      </w:r>
-      <w:r>
-        <w:rPr>
-          <w:rFonts w:hint="eastAsia"/>
-        </w:rPr>
-        <w:t>用于售前前线反馈和社区问题收录的系统。有售前、社区用户的咨询，现场发现的问题，还有前线提出的需求等。</w:t>
-      </w:r>
-    </w:p>
-    <w:p>
-      <w:pPr>
-        <w:pStyle w:val="Heading2"/>
-      </w:pPr>
-      <w:bookmarkStart w:id="15" w:name="_Toc497904689"/>
-      <w:bookmarkStart w:id="16" w:name="_Portal"/>
-      <w:bookmarkEnd w:id="16"/>
-      <w:r>
-        <w:rPr>
-          <w:rFonts w:hint="eastAsia"/>
-        </w:rPr>
-        <w:t>Portal</w:t>
-      </w:r>
-      <w:bookmarkEnd w:id="15"/>
-    </w:p>
-    <w:p>
-      <w:r>
-        <w:rPr>
-          <w:rFonts w:hint="eastAsia"/>
-        </w:rPr>
-        <w:t>【</w:t>
-      </w:r>
-      <w:r>
-        <w:rPr>
-          <w:rFonts w:hint="eastAsia"/>
-        </w:rPr>
-        <w:t>Portal</w:t>
-      </w:r>
-      <w:r>
-        <w:rPr>
-          <w:rFonts w:hint="eastAsia"/>
-        </w:rPr>
-        <w:t>】</w:t>
-      </w:r>
-      <w:r>
-        <w:rPr>
-          <w:rFonts w:hint="eastAsia"/>
-        </w:rPr>
-        <w:t>pmr.sequoiadb.com:8090</w:t>
-      </w:r>
-      <w:r>
-        <w:rPr>
-          <w:rFonts w:hint="eastAsia"/>
-        </w:rPr>
-        <w:t>（外网）</w:t>
-      </w:r>
-    </w:p>
-    <w:p>
-      <w:r>
-        <w:rPr>
-          <w:rFonts w:hint="eastAsia"/>
-        </w:rPr>
-        <w:t xml:space="preserve">    </w:t>
-      </w:r>
-      <w:r>
-        <w:rPr>
-          <w:rFonts w:hint="eastAsia"/>
-        </w:rPr>
-        <w:t>有很多市场、实施方面的材料。例如对外宣传资料，性能测试的指南等。</w:t>
-      </w:r>
-    </w:p>
-    <w:p>
-      <w:pPr>
-        <w:pStyle w:val="Heading2"/>
-      </w:pPr>
-      <w:bookmarkStart w:id="17" w:name="_Toc497904690"/>
-      <w:r>
-        <w:rPr>
-          <w:rFonts w:hint="eastAsia"/>
-        </w:rPr>
-        <w:t>编程软件</w:t>
-      </w:r>
-      <w:bookmarkEnd w:id="17"/>
-    </w:p>
-    <w:p>
-      <w:pPr>
-        <w:ind w:firstLine="405"/>
-      </w:pPr>
-      <w:r>
-        <w:rPr>
-          <w:rFonts w:hint="eastAsia"/>
-        </w:rPr>
-        <w:t>公司用的编程软件是什么？我们公司目前没有</w:t>
-      </w:r>
-      <w:r>
-        <w:rPr>
-          <w:rFonts w:hint="eastAsia"/>
-        </w:rPr>
-        <w:t>硬性</w:t>
-      </w:r>
-      <w:r>
-        <w:rPr>
-          <w:rFonts w:hint="eastAsia"/>
-        </w:rPr>
-        <w:t>规定的</w:t>
-      </w:r>
-      <w:r>
-        <w:rPr>
-          <w:rFonts w:hint="eastAsia"/>
-        </w:rPr>
-        <w:t>编程软件。</w:t>
-      </w:r>
-    </w:p>
-    <w:p>
-      <w:pPr>
-        <w:ind w:firstLine="405"/>
-      </w:pPr>
-      <w:r>
-        <w:rPr>
-          <w:rFonts w:hint="eastAsia"/>
-        </w:rPr>
-        <w:lastRenderedPageBreak/>
-        <w:t>C/C++</w:t>
-      </w:r>
-      <w:r>
-        <w:rPr>
-          <w:rFonts w:hint="eastAsia"/>
-        </w:rPr>
-        <w:t>方面，几乎都是用</w:t>
-      </w:r>
-      <w:r>
-        <w:rPr>
-          <w:rFonts w:hint="eastAsia"/>
-        </w:rPr>
-        <w:t>Source Insight</w:t>
-      </w:r>
-      <w:r>
-        <w:rPr>
-          <w:rFonts w:hint="eastAsia"/>
-        </w:rPr>
-        <w:t>。</w:t>
-      </w:r>
-    </w:p>
-    <w:p>
-      <w:pPr>
-        <w:ind w:firstLine="405"/>
-      </w:pPr>
-      <w:r>
-        <w:rPr>
-          <w:rFonts w:hint="eastAsia"/>
-        </w:rPr>
-        <w:t>Java</w:t>
-      </w:r>
-      <w:r>
-        <w:rPr>
-          <w:rFonts w:hint="eastAsia"/>
-        </w:rPr>
-        <w:t>方面，</w:t>
-      </w:r>
-      <w:r>
-        <w:rPr>
-          <w:rFonts w:hint="eastAsia"/>
-        </w:rPr>
-        <w:t>Eclipse</w:t>
-      </w:r>
-      <w:r>
-        <w:rPr>
-          <w:rFonts w:hint="eastAsia"/>
-        </w:rPr>
-        <w:t>是主流，但也有不少人开始用</w:t>
-      </w:r>
-      <w:proofErr w:type="spellStart"/>
-      <w:r>
-        <w:rPr>
-          <w:rFonts w:hint="eastAsia"/>
-        </w:rPr>
-        <w:t>Intellij</w:t>
-      </w:r>
-      <w:proofErr w:type="spellEnd"/>
-      <w:r>
-        <w:rPr>
-          <w:rFonts w:hint="eastAsia"/>
-        </w:rPr>
-        <w:t xml:space="preserve"> Idea</w:t>
-      </w:r>
-      <w:r>
-        <w:rPr>
-          <w:rFonts w:hint="eastAsia"/>
-        </w:rPr>
-        <w:t>。</w:t>
-      </w:r>
-    </w:p>
-    <w:p>
-      <w:pPr>
-        <w:ind w:firstLine="405"/>
-      </w:pPr>
-      <w:r>
-        <w:rPr>
-          <w:rFonts w:hint="eastAsia"/>
-        </w:rPr>
-        <w:t>文本编辑器，主流是</w:t>
-      </w:r>
-      <w:r>
-        <w:rPr>
-          <w:rFonts w:hint="eastAsia"/>
-        </w:rPr>
-        <w:t>UE</w:t>
-      </w:r>
-      <w:r>
-        <w:rPr>
-          <w:rFonts w:hint="eastAsia"/>
-        </w:rPr>
-        <w:t>。</w:t>
-      </w:r>
-    </w:p>
-    <w:p>
-      <w:pPr>
-        <w:ind w:firstLine="405"/>
-      </w:pPr>
-      <w:r>
-        <w:rPr>
-          <w:rFonts w:hint="eastAsia"/>
-        </w:rPr>
-        <w:t>终端软件，</w:t>
-      </w:r>
-      <w:r>
-        <w:rPr>
-          <w:rFonts w:hint="eastAsia"/>
-        </w:rPr>
-        <w:t>Putty</w:t>
-      </w:r>
-      <w:r>
-        <w:rPr>
-          <w:rFonts w:hint="eastAsia"/>
-        </w:rPr>
-        <w:t>和</w:t>
-      </w:r>
-      <w:proofErr w:type="spellStart"/>
-      <w:r>
-        <w:rPr>
-          <w:rFonts w:hint="eastAsia"/>
-        </w:rPr>
-        <w:t>XShell</w:t>
-      </w:r>
-      <w:proofErr w:type="spellEnd"/>
-      <w:r>
-        <w:rPr>
-          <w:rFonts w:hint="eastAsia"/>
-        </w:rPr>
-        <w:t>各半各半。但笔者推荐</w:t>
-      </w:r>
-      <w:proofErr w:type="spellStart"/>
-      <w:r>
-        <w:rPr>
-          <w:rFonts w:hint="eastAsia"/>
-        </w:rPr>
-        <w:t>XShell</w:t>
-      </w:r>
-      <w:proofErr w:type="spellEnd"/>
-      <w:r>
-        <w:rPr>
-          <w:rFonts w:hint="eastAsia"/>
-        </w:rPr>
-        <w:t>，因为功能更多。</w:t>
-      </w:r>
-    </w:p>
-    <w:p>
-      <w:pPr>
-        <w:ind w:firstLine="405"/>
-      </w:pPr>
-      <w:r>
-        <w:rPr>
-          <w:rFonts w:hint="eastAsia"/>
-        </w:rPr>
         <w:t>在找软件之前可以先去</w:t>
       </w:r>
-      <w:hyperlink r:id="rId16" w:history="1">
+      <w:hyperlink r:id="rId31" w:history="1">
         <w:r>
           <w:rPr>
             <w:rStyle w:val="Hyperlink"/>
@@ -5136,7 +4825,7 @@
         <a:sysClr val="windowText" lastClr="000000"/>
       </a:dk1>
       <a:lt1>
-        <a:sysClr val="window" lastClr="CCE8CF"/>
+        <a:sysClr val="window" lastClr="FFFFFF"/>
       </a:lt1>
       <a:dk2>
         <a:srgbClr val="1F497D"/>
